--- a/1_Documentazione/David/Diario-David.docx
+++ b/1_Documentazione/David/Diario-David.docx
@@ -2312,7 +2312,13 @@
               <w:rPr>
                 <w:rFonts w:ascii="Arial" w:hAnsi="Arial" w:cs="Arial"/>
               </w:rPr>
-              <w:t>08.05.2026</w:t>
+              <w:t>29</w:t>
+            </w:r>
+            <w:r>
+              <w:rPr>
+                <w:rFonts w:ascii="Arial" w:hAnsi="Arial" w:cs="Arial"/>
+              </w:rPr>
+              <w:t>.05.2026</w:t>
             </w:r>
           </w:p>
         </w:tc>
@@ -3036,13 +3042,7 @@
         <w:rPr>
           <w:rFonts w:ascii="Arial" w:hAnsi="Arial" w:cs="Arial"/>
         </w:rPr>
-        <w:t xml:space="preserve">Richieste di </w:t>
-      </w:r>
-      <w:r>
-        <w:rPr>
-          <w:rFonts w:ascii="Arial" w:hAnsi="Arial" w:cs="Arial"/>
-        </w:rPr>
-        <w:t>spiegazioni o approfondimenti</w:t>
+        <w:t>Richieste di spiegazioni o approfondimenti</w:t>
       </w:r>
     </w:p>
     <w:p>
@@ -3365,14 +3365,12 @@
           </w:rPr>
           <w:t xml:space="preserve"> </w:t>
         </w:r>
-        <w:proofErr w:type="spellStart"/>
         <w:r>
           <w:rPr>
             <w:rFonts w:ascii="Arial" w:hAnsi="Arial" w:cs="Arial"/>
           </w:rPr>
           <w:t>MyAgenda</w:t>
         </w:r>
-        <w:proofErr w:type="spellEnd"/>
       </w:sdtContent>
     </w:sdt>
     <w:r>
@@ -11562,6 +11560,7 @@
     <w:rsid w:val="0071158D"/>
     <w:rsid w:val="007124C5"/>
     <w:rsid w:val="00715BF7"/>
+    <w:rsid w:val="00722D8E"/>
     <w:rsid w:val="00723B32"/>
     <w:rsid w:val="00744FC6"/>
     <w:rsid w:val="00787A04"/>
@@ -11644,6 +11643,7 @@
     <w:rsid w:val="00E063DF"/>
     <w:rsid w:val="00E31C75"/>
     <w:rsid w:val="00E52C95"/>
+    <w:rsid w:val="00E64422"/>
     <w:rsid w:val="00E67A57"/>
     <w:rsid w:val="00E738CB"/>
     <w:rsid w:val="00E91168"/>

--- a/1_Documentazione/David/Diario-David.docx
+++ b/1_Documentazione/David/Diario-David.docx
@@ -3277,6 +3277,1095 @@
         <w:spacing w:line="276" w:lineRule="auto"/>
         <w:rPr>
           <w:rFonts w:ascii="Arial" w:hAnsi="Arial" w:cs="Arial"/>
+        </w:rPr>
+      </w:pPr>
+      <w:r>
+        <w:rPr>
+          <w:rFonts w:ascii="Arial" w:hAnsi="Arial" w:cs="Arial"/>
+        </w:rPr>
+        <w:t>Ci avrei messo più tempo</w:t>
+      </w:r>
+    </w:p>
+    <w:p>
+      <w:pPr>
+        <w:rPr>
+          <w:rFonts w:ascii="Arial" w:hAnsi="Arial" w:cs="Arial"/>
+        </w:rPr>
+      </w:pPr>
+      <w:r>
+        <w:rPr>
+          <w:rFonts w:ascii="Arial" w:hAnsi="Arial" w:cs="Arial"/>
+        </w:rPr>
+        <w:br w:type="page"/>
+      </w:r>
+    </w:p>
+    <w:tbl>
+      <w:tblPr>
+        <w:tblStyle w:val="Grigliatabella"/>
+        <w:tblW w:w="5000" w:type="pct"/>
+        <w:tblLook w:val="04A0" w:firstRow="1" w:lastRow="0" w:firstColumn="1" w:lastColumn="0" w:noHBand="0" w:noVBand="1"/>
+      </w:tblPr>
+      <w:tblGrid>
+        <w:gridCol w:w="2407"/>
+        <w:gridCol w:w="2407"/>
+        <w:gridCol w:w="2407"/>
+        <w:gridCol w:w="2407"/>
+      </w:tblGrid>
+      <w:tr>
+        <w:trPr>
+          <w:trHeight w:val="199"/>
+        </w:trPr>
+        <w:tc>
+          <w:tcPr>
+            <w:tcW w:w="1250" w:type="pct"/>
+            <w:vAlign w:val="center"/>
+          </w:tcPr>
+          <w:p>
+            <w:pPr>
+              <w:rPr>
+                <w:rFonts w:ascii="Arial" w:hAnsi="Arial" w:cs="Arial"/>
+              </w:rPr>
+            </w:pPr>
+            <w:r>
+              <w:rPr>
+                <w:rFonts w:ascii="Arial" w:hAnsi="Arial" w:cs="Arial"/>
+              </w:rPr>
+              <w:lastRenderedPageBreak/>
+              <w:t>Luogo</w:t>
+            </w:r>
+          </w:p>
+        </w:tc>
+        <w:tc>
+          <w:tcPr>
+            <w:tcW w:w="3750" w:type="pct"/>
+            <w:gridSpan w:val="3"/>
+            <w:vAlign w:val="center"/>
+          </w:tcPr>
+          <w:p>
+            <w:pPr>
+              <w:rPr>
+                <w:rFonts w:ascii="Arial" w:hAnsi="Arial" w:cs="Arial"/>
+              </w:rPr>
+            </w:pPr>
+            <w:r>
+              <w:rPr>
+                <w:rFonts w:ascii="Arial" w:hAnsi="Arial" w:cs="Arial"/>
+              </w:rPr>
+              <w:t>Scuola Arti e Mestieri / CPT Trevano-Canobbio</w:t>
+            </w:r>
+          </w:p>
+        </w:tc>
+      </w:tr>
+      <w:tr>
+        <w:trPr>
+          <w:trHeight w:val="196"/>
+        </w:trPr>
+        <w:tc>
+          <w:tcPr>
+            <w:tcW w:w="1250" w:type="pct"/>
+            <w:vAlign w:val="center"/>
+          </w:tcPr>
+          <w:p>
+            <w:pPr>
+              <w:rPr>
+                <w:rFonts w:ascii="Arial" w:hAnsi="Arial" w:cs="Arial"/>
+              </w:rPr>
+            </w:pPr>
+            <w:r>
+              <w:rPr>
+                <w:rFonts w:ascii="Arial" w:hAnsi="Arial" w:cs="Arial"/>
+              </w:rPr>
+              <w:t>Data</w:t>
+            </w:r>
+          </w:p>
+        </w:tc>
+        <w:tc>
+          <w:tcPr>
+            <w:tcW w:w="3750" w:type="pct"/>
+            <w:gridSpan w:val="3"/>
+            <w:vAlign w:val="center"/>
+          </w:tcPr>
+          <w:p>
+            <w:pPr>
+              <w:rPr>
+                <w:rFonts w:ascii="Arial" w:hAnsi="Arial" w:cs="Arial"/>
+              </w:rPr>
+            </w:pPr>
+            <w:r>
+              <w:rPr>
+                <w:rFonts w:ascii="Arial" w:hAnsi="Arial" w:cs="Arial"/>
+              </w:rPr>
+              <w:t>30</w:t>
+            </w:r>
+            <w:r>
+              <w:rPr>
+                <w:rFonts w:ascii="Arial" w:hAnsi="Arial" w:cs="Arial"/>
+              </w:rPr>
+              <w:t>.05.2026</w:t>
+            </w:r>
+          </w:p>
+        </w:tc>
+      </w:tr>
+      <w:tr>
+        <w:trPr>
+          <w:trHeight w:val="250"/>
+        </w:trPr>
+        <w:tc>
+          <w:tcPr>
+            <w:tcW w:w="1250" w:type="pct"/>
+            <w:vAlign w:val="center"/>
+          </w:tcPr>
+          <w:p>
+            <w:pPr>
+              <w:rPr>
+                <w:rFonts w:ascii="Arial" w:hAnsi="Arial" w:cs="Arial"/>
+              </w:rPr>
+            </w:pPr>
+            <w:r>
+              <w:rPr>
+                <w:rFonts w:ascii="Arial" w:hAnsi="Arial" w:cs="Arial"/>
+              </w:rPr>
+              <w:t>Mattino</w:t>
+            </w:r>
+          </w:p>
+        </w:tc>
+        <w:tc>
+          <w:tcPr>
+            <w:tcW w:w="1250" w:type="pct"/>
+            <w:vAlign w:val="center"/>
+          </w:tcPr>
+          <w:p>
+            <w:pPr>
+              <w:rPr>
+                <w:rFonts w:ascii="Arial" w:hAnsi="Arial" w:cs="Arial"/>
+              </w:rPr>
+            </w:pPr>
+          </w:p>
+        </w:tc>
+        <w:tc>
+          <w:tcPr>
+            <w:tcW w:w="1250" w:type="pct"/>
+            <w:vAlign w:val="center"/>
+          </w:tcPr>
+          <w:p>
+            <w:pPr>
+              <w:rPr>
+                <w:rFonts w:ascii="Arial" w:hAnsi="Arial" w:cs="Arial"/>
+              </w:rPr>
+            </w:pPr>
+            <w:r>
+              <w:rPr>
+                <w:rFonts w:ascii="Arial" w:hAnsi="Arial" w:cs="Arial"/>
+              </w:rPr>
+              <w:t>Pomeriggio</w:t>
+            </w:r>
+          </w:p>
+        </w:tc>
+        <w:tc>
+          <w:tcPr>
+            <w:tcW w:w="1250" w:type="pct"/>
+            <w:vAlign w:val="center"/>
+          </w:tcPr>
+          <w:p>
+            <w:pPr>
+              <w:rPr>
+                <w:rFonts w:ascii="Arial" w:hAnsi="Arial" w:cs="Arial"/>
+              </w:rPr>
+            </w:pPr>
+            <w:r>
+              <w:rPr>
+                <w:rFonts w:ascii="Arial" w:hAnsi="Arial" w:cs="Arial"/>
+              </w:rPr>
+              <w:t>1</w:t>
+            </w:r>
+            <w:r>
+              <w:rPr>
+                <w:rFonts w:ascii="Arial" w:hAnsi="Arial" w:cs="Arial"/>
+              </w:rPr>
+              <w:t>9-20</w:t>
+            </w:r>
+          </w:p>
+        </w:tc>
+      </w:tr>
+    </w:tbl>
+    <w:p>
+      <w:pPr>
+        <w:rPr>
+          <w:rFonts w:ascii="Arial" w:hAnsi="Arial" w:cs="Arial"/>
+        </w:rPr>
+      </w:pPr>
+    </w:p>
+    <w:tbl>
+      <w:tblPr>
+        <w:tblStyle w:val="Grigliatabella"/>
+        <w:tblW w:w="0" w:type="auto"/>
+        <w:tblLook w:val="04A0" w:firstRow="1" w:lastRow="0" w:firstColumn="1" w:lastColumn="0" w:noHBand="0" w:noVBand="1"/>
+      </w:tblPr>
+      <w:tblGrid>
+        <w:gridCol w:w="9628"/>
+      </w:tblGrid>
+      <w:tr>
+        <w:tc>
+          <w:tcPr>
+            <w:tcW w:w="9854" w:type="dxa"/>
+            <w:shd w:val="clear" w:color="auto" w:fill="D9D9D9" w:themeFill="background1" w:themeFillShade="D9"/>
+          </w:tcPr>
+          <w:p>
+            <w:pPr>
+              <w:rPr>
+                <w:rFonts w:ascii="Arial" w:hAnsi="Arial" w:cs="Arial"/>
+              </w:rPr>
+            </w:pPr>
+            <w:r>
+              <w:rPr>
+                <w:rFonts w:ascii="Arial" w:hAnsi="Arial" w:cs="Arial"/>
+              </w:rPr>
+              <w:t>Lavori svolti</w:t>
+            </w:r>
+          </w:p>
+        </w:tc>
+      </w:tr>
+      <w:tr>
+        <w:trPr>
+          <w:trHeight w:val="4050"/>
+        </w:trPr>
+        <w:tc>
+          <w:tcPr>
+            <w:tcW w:w="9854" w:type="dxa"/>
+          </w:tcPr>
+          <w:p>
+            <w:pPr>
+              <w:pStyle w:val="Paragrafoelenco"/>
+              <w:numPr>
+                <w:ilvl w:val="0"/>
+                <w:numId w:val="56"/>
+              </w:numPr>
+              <w:rPr>
+                <w:rFonts w:ascii="Arial" w:hAnsi="Arial" w:cs="Arial"/>
+              </w:rPr>
+            </w:pPr>
+            <w:r>
+              <w:rPr>
+                <w:rFonts w:ascii="Arial" w:hAnsi="Arial" w:cs="Arial"/>
+              </w:rPr>
+              <w:t>Documentazione</w:t>
+            </w:r>
+          </w:p>
+        </w:tc>
+      </w:tr>
+    </w:tbl>
+    <w:p>
+      <w:pPr>
+        <w:rPr>
+          <w:rFonts w:ascii="Arial" w:hAnsi="Arial" w:cs="Arial"/>
+        </w:rPr>
+      </w:pPr>
+    </w:p>
+    <w:tbl>
+      <w:tblPr>
+        <w:tblStyle w:val="Grigliatabella"/>
+        <w:tblW w:w="0" w:type="auto"/>
+        <w:tblLook w:val="04A0" w:firstRow="1" w:lastRow="0" w:firstColumn="1" w:lastColumn="0" w:noHBand="0" w:noVBand="1"/>
+      </w:tblPr>
+      <w:tblGrid>
+        <w:gridCol w:w="9628"/>
+      </w:tblGrid>
+      <w:tr>
+        <w:tc>
+          <w:tcPr>
+            <w:tcW w:w="9854" w:type="dxa"/>
+            <w:shd w:val="clear" w:color="auto" w:fill="D9D9D9" w:themeFill="background1" w:themeFillShade="D9"/>
+          </w:tcPr>
+          <w:p>
+            <w:pPr>
+              <w:rPr>
+                <w:rFonts w:ascii="Arial" w:hAnsi="Arial" w:cs="Arial"/>
+              </w:rPr>
+            </w:pPr>
+            <w:r>
+              <w:rPr>
+                <w:rFonts w:ascii="Arial" w:hAnsi="Arial" w:cs="Arial"/>
+              </w:rPr>
+              <w:t>Problemi riscontrati e soluzioni adottate</w:t>
+            </w:r>
+          </w:p>
+        </w:tc>
+      </w:tr>
+      <w:tr>
+        <w:tc>
+          <w:tcPr>
+            <w:tcW w:w="9854" w:type="dxa"/>
+          </w:tcPr>
+          <w:p>
+            <w:pPr>
+              <w:rPr>
+                <w:rFonts w:ascii="Arial" w:hAnsi="Arial" w:cs="Arial"/>
+              </w:rPr>
+            </w:pPr>
+          </w:p>
+        </w:tc>
+      </w:tr>
+    </w:tbl>
+    <w:p>
+      <w:pPr>
+        <w:rPr>
+          <w:rFonts w:ascii="Arial" w:hAnsi="Arial" w:cs="Arial"/>
+        </w:rPr>
+      </w:pPr>
+      <w:r>
+        <w:rPr>
+          <w:rFonts w:ascii="Arial" w:hAnsi="Arial" w:cs="Arial"/>
+        </w:rPr>
+        <w:t xml:space="preserve"> </w:t>
+      </w:r>
+    </w:p>
+    <w:tbl>
+      <w:tblPr>
+        <w:tblStyle w:val="Grigliatabella"/>
+        <w:tblW w:w="0" w:type="auto"/>
+        <w:tblLook w:val="04A0" w:firstRow="1" w:lastRow="0" w:firstColumn="1" w:lastColumn="0" w:noHBand="0" w:noVBand="1"/>
+      </w:tblPr>
+      <w:tblGrid>
+        <w:gridCol w:w="9628"/>
+      </w:tblGrid>
+      <w:tr>
+        <w:tc>
+          <w:tcPr>
+            <w:tcW w:w="9854" w:type="dxa"/>
+            <w:shd w:val="clear" w:color="auto" w:fill="D9D9D9" w:themeFill="background1" w:themeFillShade="D9"/>
+          </w:tcPr>
+          <w:p>
+            <w:pPr>
+              <w:rPr>
+                <w:rFonts w:ascii="Arial" w:hAnsi="Arial" w:cs="Arial"/>
+              </w:rPr>
+            </w:pPr>
+            <w:r>
+              <w:rPr>
+                <w:rFonts w:ascii="Arial" w:hAnsi="Arial" w:cs="Arial"/>
+              </w:rPr>
+              <w:t>Punto della situazione rispetto alla pianificazione</w:t>
+            </w:r>
+          </w:p>
+        </w:tc>
+      </w:tr>
+      <w:tr>
+        <w:tc>
+          <w:tcPr>
+            <w:tcW w:w="9854" w:type="dxa"/>
+          </w:tcPr>
+          <w:p>
+            <w:pPr>
+              <w:rPr>
+                <w:rFonts w:ascii="Arial" w:hAnsi="Arial" w:cs="Arial"/>
+              </w:rPr>
+            </w:pPr>
+          </w:p>
+        </w:tc>
+      </w:tr>
+    </w:tbl>
+    <w:p>
+      <w:pPr>
+        <w:rPr>
+          <w:rFonts w:ascii="Arial" w:hAnsi="Arial" w:cs="Arial"/>
+        </w:rPr>
+      </w:pPr>
+    </w:p>
+    <w:tbl>
+      <w:tblPr>
+        <w:tblStyle w:val="Grigliatabella"/>
+        <w:tblW w:w="0" w:type="auto"/>
+        <w:tblLook w:val="04A0" w:firstRow="1" w:lastRow="0" w:firstColumn="1" w:lastColumn="0" w:noHBand="0" w:noVBand="1"/>
+      </w:tblPr>
+      <w:tblGrid>
+        <w:gridCol w:w="9628"/>
+      </w:tblGrid>
+      <w:tr>
+        <w:tc>
+          <w:tcPr>
+            <w:tcW w:w="9854" w:type="dxa"/>
+            <w:shd w:val="clear" w:color="auto" w:fill="D9D9D9" w:themeFill="background1" w:themeFillShade="D9"/>
+          </w:tcPr>
+          <w:p>
+            <w:pPr>
+              <w:rPr>
+                <w:rFonts w:ascii="Arial" w:hAnsi="Arial" w:cs="Arial"/>
+              </w:rPr>
+            </w:pPr>
+            <w:r>
+              <w:rPr>
+                <w:rFonts w:ascii="Arial" w:hAnsi="Arial" w:cs="Arial"/>
+              </w:rPr>
+              <w:t>Programma di massima per la prossima giornata di lavoro</w:t>
+            </w:r>
+          </w:p>
+        </w:tc>
+      </w:tr>
+      <w:tr>
+        <w:tc>
+          <w:tcPr>
+            <w:tcW w:w="9854" w:type="dxa"/>
+          </w:tcPr>
+          <w:p>
+            <w:pPr>
+              <w:rPr>
+                <w:rFonts w:ascii="Arial" w:hAnsi="Arial" w:cs="Arial"/>
+              </w:rPr>
+            </w:pPr>
+          </w:p>
+        </w:tc>
+      </w:tr>
+    </w:tbl>
+    <w:p>
+      <w:pPr>
+        <w:rPr>
+          <w:rFonts w:ascii="Arial" w:hAnsi="Arial" w:cs="Arial"/>
+        </w:rPr>
+      </w:pPr>
+    </w:p>
+    <w:p>
+      <w:pPr>
+        <w:rPr>
+          <w:rFonts w:ascii="Arial" w:hAnsi="Arial" w:cs="Arial"/>
+        </w:rPr>
+      </w:pPr>
+      <w:r>
+        <w:rPr>
+          <w:rFonts w:ascii="Arial" w:hAnsi="Arial" w:cs="Arial"/>
+        </w:rPr>
+        <w:br w:type="page"/>
+      </w:r>
+    </w:p>
+    <w:p>
+      <w:pPr>
+        <w:pStyle w:val="Titolo2"/>
+        <w:pBdr>
+          <w:bottom w:val="single" w:sz="4" w:space="1" w:color="auto"/>
+        </w:pBdr>
+      </w:pPr>
+      <w:r>
+        <w:lastRenderedPageBreak/>
+        <w:t>Utilizzo Intelligenza Artificiale</w:t>
+      </w:r>
+      <w:r>
+        <w:t xml:space="preserve"> nella giornata</w:t>
+      </w:r>
+    </w:p>
+    <w:p>
+      <w:pPr>
+        <w:pStyle w:val="Nessunaspaziatura"/>
+        <w:rPr>
+          <w:rFonts w:ascii="Arial" w:hAnsi="Arial" w:cs="Arial"/>
+          <w:b/>
+          <w:bCs/>
+        </w:rPr>
+      </w:pPr>
+    </w:p>
+    <w:p>
+      <w:pPr>
+        <w:pStyle w:val="Nessunaspaziatura"/>
+        <w:rPr>
+          <w:rFonts w:ascii="Arial" w:hAnsi="Arial" w:cs="Arial"/>
+        </w:rPr>
+      </w:pPr>
+      <w:sdt>
+        <w:sdtPr>
+          <w:rPr>
+            <w:rFonts w:ascii="Segoe UI Symbol" w:hAnsi="Segoe UI Symbol" w:cs="Segoe UI Symbol"/>
+          </w:rPr>
+          <w:id w:val="-785271348"/>
+          <w14:checkbox>
+            <w14:checked w14:val="0"/>
+            <w14:checkedState w14:val="2612" w14:font="MS Gothic"/>
+            <w14:uncheckedState w14:val="2610" w14:font="MS Gothic"/>
+          </w14:checkbox>
+        </w:sdtPr>
+        <w:sdtContent>
+          <w:r>
+            <w:rPr>
+              <w:rFonts w:ascii="MS Gothic" w:eastAsia="MS Gothic" w:hAnsi="MS Gothic" w:cs="Segoe UI Symbol" w:hint="eastAsia"/>
+            </w:rPr>
+            <w:t>☐</w:t>
+          </w:r>
+        </w:sdtContent>
+      </w:sdt>
+      <w:r>
+        <w:rPr>
+          <w:rFonts w:ascii="Arial" w:hAnsi="Arial" w:cs="Arial"/>
+        </w:rPr>
+        <w:t xml:space="preserve"> Nessuno</w:t>
+      </w:r>
+      <w:r>
+        <w:br/>
+      </w:r>
+      <w:sdt>
+        <w:sdtPr>
+          <w:rPr>
+            <w:rFonts w:ascii="Segoe UI Symbol" w:hAnsi="Segoe UI Symbol" w:cs="Segoe UI Symbol"/>
+          </w:rPr>
+          <w:id w:val="-1504351600"/>
+          <w14:checkbox>
+            <w14:checked w14:val="1"/>
+            <w14:checkedState w14:val="2612" w14:font="MS Gothic"/>
+            <w14:uncheckedState w14:val="2610" w14:font="MS Gothic"/>
+          </w14:checkbox>
+        </w:sdtPr>
+        <w:sdtContent>
+          <w:r>
+            <w:rPr>
+              <w:rFonts w:ascii="MS Gothic" w:eastAsia="MS Gothic" w:hAnsi="MS Gothic" w:cs="Segoe UI Symbol" w:hint="eastAsia"/>
+            </w:rPr>
+            <w:t>☒</w:t>
+          </w:r>
+        </w:sdtContent>
+      </w:sdt>
+      <w:r>
+        <w:rPr>
+          <w:rFonts w:ascii="Arial" w:hAnsi="Arial" w:cs="Arial"/>
+        </w:rPr>
+        <w:t xml:space="preserve"> Occasionale</w:t>
+      </w:r>
+      <w:r>
+        <w:br/>
+      </w:r>
+      <w:sdt>
+        <w:sdtPr>
+          <w:rPr>
+            <w:rFonts w:ascii="Segoe UI Symbol" w:hAnsi="Segoe UI Symbol" w:cs="Segoe UI Symbol"/>
+          </w:rPr>
+          <w:id w:val="2124886665"/>
+          <w14:checkbox>
+            <w14:checked w14:val="0"/>
+            <w14:checkedState w14:val="2612" w14:font="MS Gothic"/>
+            <w14:uncheckedState w14:val="2610" w14:font="MS Gothic"/>
+          </w14:checkbox>
+        </w:sdtPr>
+        <w:sdtContent>
+          <w:r>
+            <w:rPr>
+              <w:rFonts w:ascii="MS Gothic" w:eastAsia="MS Gothic" w:hAnsi="MS Gothic" w:cs="Segoe UI Symbol" w:hint="eastAsia"/>
+            </w:rPr>
+            <w:t>☐</w:t>
+          </w:r>
+        </w:sdtContent>
+      </w:sdt>
+      <w:r>
+        <w:rPr>
+          <w:rFonts w:ascii="Arial" w:hAnsi="Arial" w:cs="Arial"/>
+        </w:rPr>
+        <w:t xml:space="preserve"> Frequente</w:t>
+      </w:r>
+    </w:p>
+    <w:p>
+      <w:pPr>
+        <w:pStyle w:val="Nessunaspaziatura"/>
+        <w:rPr>
+          <w:rFonts w:ascii="Arial" w:hAnsi="Arial" w:cs="Arial"/>
+        </w:rPr>
+      </w:pPr>
+    </w:p>
+    <w:p>
+      <w:pPr>
+        <w:pStyle w:val="Nessunaspaziatura"/>
+        <w:spacing w:line="276" w:lineRule="auto"/>
+        <w:rPr>
+          <w:rFonts w:ascii="Arial" w:hAnsi="Arial" w:cs="Arial"/>
+        </w:rPr>
+      </w:pPr>
+      <w:r>
+        <w:rPr>
+          <w:rFonts w:ascii="Arial" w:hAnsi="Arial" w:cs="Arial"/>
+          <w:b/>
+          <w:bCs/>
+        </w:rPr>
+        <w:t>Strumento/i utilizzato/i</w:t>
+      </w:r>
+      <w:r>
+        <w:rPr>
+          <w:rFonts w:ascii="Arial" w:hAnsi="Arial" w:cs="Arial"/>
+          <w:b/>
+          <w:bCs/>
+        </w:rPr>
+        <w:t xml:space="preserve"> </w:t>
+      </w:r>
+      <w:r>
+        <w:rPr>
+          <w:rFonts w:ascii="Arial" w:hAnsi="Arial" w:cs="Arial"/>
+        </w:rPr>
+        <w:t>(es. ChatGPT)</w:t>
+      </w:r>
+      <w:r>
+        <w:rPr>
+          <w:rFonts w:ascii="Arial" w:hAnsi="Arial" w:cs="Arial"/>
+        </w:rPr>
+        <w:t xml:space="preserve">: </w:t>
+      </w:r>
+      <w:sdt>
+        <w:sdtPr>
+          <w:rPr>
+            <w:rFonts w:ascii="Arial" w:hAnsi="Arial" w:cs="Arial"/>
+          </w:rPr>
+          <w:id w:val="110639518"/>
+          <w:placeholder>
+            <w:docPart w:val="8C74F099B36945D4B2AF7718C20687A1"/>
+          </w:placeholder>
+        </w:sdtPr>
+        <w:sdtContent>
+          <w:r>
+            <w:rPr>
+              <w:rFonts w:ascii="Arial" w:hAnsi="Arial" w:cs="Arial"/>
+            </w:rPr>
+            <w:t>ChatGPT</w:t>
+          </w:r>
+        </w:sdtContent>
+      </w:sdt>
+    </w:p>
+    <w:p>
+      <w:pPr>
+        <w:pStyle w:val="Nessunaspaziatura"/>
+        <w:rPr>
+          <w:rFonts w:ascii="Arial" w:hAnsi="Arial" w:cs="Arial"/>
+        </w:rPr>
+      </w:pPr>
+    </w:p>
+    <w:p>
+      <w:pPr>
+        <w:pStyle w:val="Nessunaspaziatura"/>
+        <w:rPr>
+          <w:rFonts w:ascii="Arial" w:hAnsi="Arial" w:cs="Arial"/>
+        </w:rPr>
+      </w:pPr>
+      <w:r>
+        <w:rPr>
+          <w:rFonts w:ascii="Arial" w:hAnsi="Arial" w:cs="Arial"/>
+          <w:b/>
+          <w:bCs/>
+        </w:rPr>
+        <w:t>Per cosa l’ho usata oggi</w:t>
+      </w:r>
+      <w:r>
+        <w:br/>
+      </w:r>
+      <w:sdt>
+        <w:sdtPr>
+          <w:rPr>
+            <w:rFonts w:ascii="Segoe UI Symbol" w:hAnsi="Segoe UI Symbol" w:cs="Segoe UI Symbol"/>
+          </w:rPr>
+          <w:id w:val="-1170562550"/>
+          <w14:checkbox>
+            <w14:checked w14:val="1"/>
+            <w14:checkedState w14:val="2612" w14:font="MS Gothic"/>
+            <w14:uncheckedState w14:val="2610" w14:font="MS Gothic"/>
+          </w14:checkbox>
+        </w:sdtPr>
+        <w:sdtContent>
+          <w:r>
+            <w:rPr>
+              <w:rFonts w:ascii="MS Gothic" w:eastAsia="MS Gothic" w:hAnsi="MS Gothic" w:cs="Segoe UI Symbol" w:hint="eastAsia"/>
+            </w:rPr>
+            <w:t>☒</w:t>
+          </w:r>
+        </w:sdtContent>
+      </w:sdt>
+      <w:r>
+        <w:rPr>
+          <w:rFonts w:ascii="Arial" w:hAnsi="Arial" w:cs="Arial"/>
+        </w:rPr>
+        <w:t xml:space="preserve"> Chiarire concetti</w:t>
+      </w:r>
+      <w:r>
+        <w:br/>
+      </w:r>
+      <w:sdt>
+        <w:sdtPr>
+          <w:rPr>
+            <w:rFonts w:ascii="Segoe UI Symbol" w:hAnsi="Segoe UI Symbol" w:cs="Segoe UI Symbol"/>
+          </w:rPr>
+          <w:id w:val="-1192839677"/>
+          <w14:checkbox>
+            <w14:checked w14:val="0"/>
+            <w14:checkedState w14:val="2612" w14:font="MS Gothic"/>
+            <w14:uncheckedState w14:val="2610" w14:font="MS Gothic"/>
+          </w14:checkbox>
+        </w:sdtPr>
+        <w:sdtContent>
+          <w:r>
+            <w:rPr>
+              <w:rFonts w:ascii="MS Gothic" w:eastAsia="MS Gothic" w:hAnsi="MS Gothic" w:cs="Segoe UI Symbol" w:hint="eastAsia"/>
+            </w:rPr>
+            <w:t>☐</w:t>
+          </w:r>
+        </w:sdtContent>
+      </w:sdt>
+      <w:r>
+        <w:rPr>
+          <w:rFonts w:ascii="Arial" w:hAnsi="Arial" w:cs="Arial"/>
+        </w:rPr>
+        <w:t xml:space="preserve"> Supporto al codice</w:t>
+      </w:r>
+      <w:r>
+        <w:br/>
+      </w:r>
+      <w:sdt>
+        <w:sdtPr>
+          <w:rPr>
+            <w:rFonts w:ascii="Segoe UI Symbol" w:hAnsi="Segoe UI Symbol" w:cs="Segoe UI Symbol"/>
+          </w:rPr>
+          <w:id w:val="-302160764"/>
+          <w14:checkbox>
+            <w14:checked w14:val="0"/>
+            <w14:checkedState w14:val="2612" w14:font="MS Gothic"/>
+            <w14:uncheckedState w14:val="2610" w14:font="MS Gothic"/>
+          </w14:checkbox>
+        </w:sdtPr>
+        <w:sdtContent>
+          <w:r>
+            <w:rPr>
+              <w:rFonts w:ascii="MS Gothic" w:eastAsia="MS Gothic" w:hAnsi="MS Gothic" w:cs="Segoe UI Symbol" w:hint="eastAsia"/>
+            </w:rPr>
+            <w:t>☐</w:t>
+          </w:r>
+        </w:sdtContent>
+      </w:sdt>
+      <w:r>
+        <w:rPr>
+          <w:rFonts w:ascii="Arial" w:hAnsi="Arial" w:cs="Arial"/>
+        </w:rPr>
+        <w:t xml:space="preserve"> Debug</w:t>
+      </w:r>
+      <w:r>
+        <w:br/>
+      </w:r>
+      <w:sdt>
+        <w:sdtPr>
+          <w:rPr>
+            <w:rFonts w:ascii="Segoe UI Symbol" w:hAnsi="Segoe UI Symbol" w:cs="Segoe UI Symbol"/>
+          </w:rPr>
+          <w:id w:val="1816144750"/>
+          <w14:checkbox>
+            <w14:checked w14:val="1"/>
+            <w14:checkedState w14:val="2612" w14:font="MS Gothic"/>
+            <w14:uncheckedState w14:val="2610" w14:font="MS Gothic"/>
+          </w14:checkbox>
+        </w:sdtPr>
+        <w:sdtContent>
+          <w:r>
+            <w:rPr>
+              <w:rFonts w:ascii="MS Gothic" w:eastAsia="MS Gothic" w:hAnsi="MS Gothic" w:cs="Segoe UI Symbol" w:hint="eastAsia"/>
+            </w:rPr>
+            <w:t>☒</w:t>
+          </w:r>
+        </w:sdtContent>
+      </w:sdt>
+      <w:r>
+        <w:rPr>
+          <w:rFonts w:ascii="Arial" w:hAnsi="Arial" w:cs="Arial"/>
+        </w:rPr>
+        <w:t xml:space="preserve"> Riorganizzare idee / testi</w:t>
+      </w:r>
+      <w:r>
+        <w:br/>
+      </w:r>
+      <w:sdt>
+        <w:sdtPr>
+          <w:rPr>
+            <w:rFonts w:ascii="Segoe UI Symbol" w:hAnsi="Segoe UI Symbol" w:cs="Segoe UI Symbol"/>
+          </w:rPr>
+          <w:id w:val="2111617194"/>
+          <w14:checkbox>
+            <w14:checked w14:val="0"/>
+            <w14:checkedState w14:val="2612" w14:font="MS Gothic"/>
+            <w14:uncheckedState w14:val="2610" w14:font="MS Gothic"/>
+          </w14:checkbox>
+        </w:sdtPr>
+        <w:sdtContent>
+          <w:r>
+            <w:rPr>
+              <w:rFonts w:ascii="MS Gothic" w:eastAsia="MS Gothic" w:hAnsi="MS Gothic" w:cs="Segoe UI Symbol"/>
+            </w:rPr>
+            <w:t>☐</w:t>
+          </w:r>
+        </w:sdtContent>
+      </w:sdt>
+      <w:r>
+        <w:rPr>
+          <w:rFonts w:ascii="Arial" w:hAnsi="Arial" w:cs="Arial"/>
+        </w:rPr>
+        <w:t xml:space="preserve"> Altro: …</w:t>
+      </w:r>
+    </w:p>
+    <w:p>
+      <w:pPr>
+        <w:pStyle w:val="Nessunaspaziatura"/>
+        <w:rPr>
+          <w:rFonts w:ascii="Arial" w:hAnsi="Arial" w:cs="Arial"/>
+        </w:rPr>
+      </w:pPr>
+    </w:p>
+    <w:p>
+      <w:pPr>
+        <w:pStyle w:val="Nessunaspaziatura"/>
+        <w:rPr>
+          <w:rFonts w:ascii="Arial" w:hAnsi="Arial" w:cs="Arial"/>
+          <w:b/>
+          <w:bCs/>
+        </w:rPr>
+      </w:pPr>
+      <w:r>
+        <w:rPr>
+          <w:rFonts w:ascii="Arial" w:hAnsi="Arial" w:cs="Arial"/>
+          <w:b/>
+          <w:bCs/>
+        </w:rPr>
+        <w:t>Esempio significativo di utilizzo (UNO SOLO)</w:t>
+      </w:r>
+    </w:p>
+    <w:p>
+      <w:pPr>
+        <w:pStyle w:val="Nessunaspaziatura"/>
+        <w:rPr>
+          <w:rFonts w:ascii="Arial" w:hAnsi="Arial" w:cs="Arial"/>
+        </w:rPr>
+      </w:pPr>
+      <w:r>
+        <w:rPr>
+          <w:rFonts w:ascii="Arial" w:hAnsi="Arial" w:cs="Arial"/>
+        </w:rPr>
+        <w:t>Richieste di spiegazioni o approfondimenti</w:t>
+      </w:r>
+    </w:p>
+    <w:p>
+      <w:pPr>
+        <w:pStyle w:val="Nessunaspaziatura"/>
+        <w:rPr>
+          <w:rFonts w:ascii="Arial" w:hAnsi="Arial" w:cs="Arial"/>
+        </w:rPr>
+      </w:pPr>
+    </w:p>
+    <w:p>
+      <w:pPr>
+        <w:pStyle w:val="Nessunaspaziatura"/>
+        <w:rPr>
+          <w:rFonts w:ascii="Arial" w:hAnsi="Arial" w:cs="Arial"/>
+        </w:rPr>
+      </w:pPr>
+      <w:r>
+        <w:rPr>
+          <w:rFonts w:ascii="Arial" w:hAnsi="Arial" w:cs="Arial"/>
+          <w:b/>
+          <w:bCs/>
+        </w:rPr>
+        <w:t>Cosa mi ha dato l’AI</w:t>
+      </w:r>
+    </w:p>
+    <w:p>
+      <w:pPr>
+        <w:pStyle w:val="Nessunaspaziatura"/>
+        <w:rPr>
+          <w:rFonts w:ascii="Arial" w:hAnsi="Arial" w:cs="Arial"/>
+        </w:rPr>
+      </w:pPr>
+      <w:r>
+        <w:rPr>
+          <w:rFonts w:ascii="Arial" w:hAnsi="Arial" w:cs="Arial"/>
+        </w:rPr>
+        <w:t>Spiegazioni</w:t>
+      </w:r>
+    </w:p>
+    <w:p>
+      <w:pPr>
+        <w:pStyle w:val="Nessunaspaziatura"/>
+        <w:rPr>
+          <w:rFonts w:ascii="Arial" w:hAnsi="Arial" w:cs="Arial"/>
+        </w:rPr>
+      </w:pPr>
+    </w:p>
+    <w:p>
+      <w:pPr>
+        <w:pStyle w:val="Nessunaspaziatura"/>
+        <w:rPr>
+          <w:rFonts w:ascii="Arial" w:hAnsi="Arial" w:cs="Arial"/>
+        </w:rPr>
+      </w:pPr>
+      <w:r>
+        <w:rPr>
+          <w:rFonts w:ascii="Arial" w:hAnsi="Arial" w:cs="Arial"/>
+          <w:b/>
+          <w:bCs/>
+        </w:rPr>
+        <w:t>Come l’ho usato io</w:t>
+      </w:r>
+      <w:r>
+        <w:rPr>
+          <w:rFonts w:ascii="Arial" w:hAnsi="Arial" w:cs="Arial"/>
+        </w:rPr>
+        <w:br/>
+      </w:r>
+      <w:sdt>
+        <w:sdtPr>
+          <w:rPr>
+            <w:rFonts w:ascii="Segoe UI Symbol" w:hAnsi="Segoe UI Symbol" w:cs="Segoe UI Symbol"/>
+          </w:rPr>
+          <w:id w:val="-1051690217"/>
+          <w14:checkbox>
+            <w14:checked w14:val="0"/>
+            <w14:checkedState w14:val="2612" w14:font="MS Gothic"/>
+            <w14:uncheckedState w14:val="2610" w14:font="MS Gothic"/>
+          </w14:checkbox>
+        </w:sdtPr>
+        <w:sdtContent>
+          <w:r>
+            <w:rPr>
+              <w:rFonts w:ascii="MS Gothic" w:eastAsia="MS Gothic" w:hAnsi="MS Gothic" w:cs="Segoe UI Symbol" w:hint="eastAsia"/>
+            </w:rPr>
+            <w:t>☐</w:t>
+          </w:r>
+        </w:sdtContent>
+      </w:sdt>
+      <w:r>
+        <w:rPr>
+          <w:rFonts w:ascii="Arial" w:hAnsi="Arial" w:cs="Arial"/>
+        </w:rPr>
+        <w:t xml:space="preserve"> Copiato</w:t>
+      </w:r>
+      <w:r>
+        <w:rPr>
+          <w:rFonts w:ascii="Arial" w:hAnsi="Arial" w:cs="Arial"/>
+        </w:rPr>
+        <w:br/>
+      </w:r>
+      <w:sdt>
+        <w:sdtPr>
+          <w:rPr>
+            <w:rFonts w:ascii="Segoe UI Symbol" w:hAnsi="Segoe UI Symbol" w:cs="Segoe UI Symbol"/>
+          </w:rPr>
+          <w:id w:val="-1955475150"/>
+          <w14:checkbox>
+            <w14:checked w14:val="0"/>
+            <w14:checkedState w14:val="2612" w14:font="MS Gothic"/>
+            <w14:uncheckedState w14:val="2610" w14:font="MS Gothic"/>
+          </w14:checkbox>
+        </w:sdtPr>
+        <w:sdtContent>
+          <w:r>
+            <w:rPr>
+              <w:rFonts w:ascii="MS Gothic" w:eastAsia="MS Gothic" w:hAnsi="MS Gothic" w:cs="Segoe UI Symbol" w:hint="eastAsia"/>
+            </w:rPr>
+            <w:t>☐</w:t>
+          </w:r>
+        </w:sdtContent>
+      </w:sdt>
+      <w:r>
+        <w:rPr>
+          <w:rFonts w:ascii="Arial" w:hAnsi="Arial" w:cs="Arial"/>
+        </w:rPr>
+        <w:t xml:space="preserve"> Adattato</w:t>
+      </w:r>
+      <w:r>
+        <w:rPr>
+          <w:rFonts w:ascii="Arial" w:hAnsi="Arial" w:cs="Arial"/>
+        </w:rPr>
+        <w:br/>
+      </w:r>
+      <w:sdt>
+        <w:sdtPr>
+          <w:rPr>
+            <w:rFonts w:ascii="Segoe UI Symbol" w:hAnsi="Segoe UI Symbol" w:cs="Segoe UI Symbol"/>
+          </w:rPr>
+          <w:id w:val="-847092445"/>
+          <w14:checkbox>
+            <w14:checked w14:val="1"/>
+            <w14:checkedState w14:val="2612" w14:font="MS Gothic"/>
+            <w14:uncheckedState w14:val="2610" w14:font="MS Gothic"/>
+          </w14:checkbox>
+        </w:sdtPr>
+        <w:sdtContent>
+          <w:r>
+            <w:rPr>
+              <w:rFonts w:ascii="MS Gothic" w:eastAsia="MS Gothic" w:hAnsi="MS Gothic" w:cs="Segoe UI Symbol" w:hint="eastAsia"/>
+            </w:rPr>
+            <w:t>☒</w:t>
+          </w:r>
+        </w:sdtContent>
+      </w:sdt>
+      <w:r>
+        <w:rPr>
+          <w:rFonts w:ascii="Arial" w:hAnsi="Arial" w:cs="Arial"/>
+        </w:rPr>
+        <w:t xml:space="preserve"> Usato solo per capire</w:t>
+      </w:r>
+      <w:r>
+        <w:rPr>
+          <w:rFonts w:ascii="Arial" w:hAnsi="Arial" w:cs="Arial"/>
+        </w:rPr>
+        <w:br/>
+      </w:r>
+      <w:sdt>
+        <w:sdtPr>
+          <w:rPr>
+            <w:rFonts w:ascii="Segoe UI Symbol" w:hAnsi="Segoe UI Symbol" w:cs="Segoe UI Symbol"/>
+          </w:rPr>
+          <w:id w:val="1250241390"/>
+          <w14:checkbox>
+            <w14:checked w14:val="0"/>
+            <w14:checkedState w14:val="2612" w14:font="MS Gothic"/>
+            <w14:uncheckedState w14:val="2610" w14:font="MS Gothic"/>
+          </w14:checkbox>
+        </w:sdtPr>
+        <w:sdtContent>
+          <w:r>
+            <w:rPr>
+              <w:rFonts w:ascii="MS Gothic" w:eastAsia="MS Gothic" w:hAnsi="MS Gothic" w:cs="Segoe UI Symbol" w:hint="eastAsia"/>
+            </w:rPr>
+            <w:t>☐</w:t>
+          </w:r>
+        </w:sdtContent>
+      </w:sdt>
+      <w:r>
+        <w:rPr>
+          <w:rFonts w:ascii="Arial" w:hAnsi="Arial" w:cs="Arial"/>
+        </w:rPr>
+        <w:t xml:space="preserve"> Scartato</w:t>
+      </w:r>
+    </w:p>
+    <w:p>
+      <w:pPr>
+        <w:pStyle w:val="Nessunaspaziatura"/>
+        <w:rPr>
+          <w:rFonts w:ascii="Arial" w:hAnsi="Arial" w:cs="Arial"/>
+        </w:rPr>
+      </w:pPr>
+    </w:p>
+    <w:p>
+      <w:pPr>
+        <w:pStyle w:val="Nessunaspaziatura"/>
+        <w:rPr>
+          <w:rFonts w:ascii="Arial" w:hAnsi="Arial" w:cs="Arial"/>
+        </w:rPr>
+      </w:pPr>
+    </w:p>
+    <w:p>
+      <w:pPr>
+        <w:pStyle w:val="Nessunaspaziatura"/>
+        <w:rPr>
+          <w:rFonts w:ascii="Arial" w:hAnsi="Arial" w:cs="Arial"/>
+        </w:rPr>
+      </w:pPr>
+      <w:r>
+        <w:rPr>
+          <w:rFonts w:ascii="Arial" w:hAnsi="Arial" w:cs="Arial"/>
+          <w:b/>
+          <w:bCs/>
+        </w:rPr>
+        <w:t>Cosa avrei fatto senza AI?</w:t>
+      </w:r>
+    </w:p>
+    <w:p>
+      <w:pPr>
+        <w:pStyle w:val="Nessunaspaziatura"/>
+        <w:spacing w:line="276" w:lineRule="auto"/>
+        <w:rPr>
+          <w:rFonts w:ascii="Arial" w:hAnsi="Arial" w:cs="Arial"/>
           <w:u w:val="single"/>
         </w:rPr>
       </w:pPr>
@@ -3286,6 +4375,1114 @@
         </w:rPr>
         <w:t>Ci avrei messo più tempo</w:t>
       </w:r>
+    </w:p>
+    <w:p>
+      <w:pPr>
+        <w:rPr>
+          <w:rFonts w:ascii="Arial" w:hAnsi="Arial" w:cs="Arial"/>
+          <w:u w:val="single"/>
+        </w:rPr>
+      </w:pPr>
+      <w:r>
+        <w:rPr>
+          <w:rFonts w:ascii="Arial" w:hAnsi="Arial" w:cs="Arial"/>
+          <w:u w:val="single"/>
+        </w:rPr>
+        <w:br w:type="page"/>
+      </w:r>
+    </w:p>
+    <w:tbl>
+      <w:tblPr>
+        <w:tblStyle w:val="Grigliatabella"/>
+        <w:tblW w:w="5000" w:type="pct"/>
+        <w:tblLook w:val="04A0" w:firstRow="1" w:lastRow="0" w:firstColumn="1" w:lastColumn="0" w:noHBand="0" w:noVBand="1"/>
+      </w:tblPr>
+      <w:tblGrid>
+        <w:gridCol w:w="2407"/>
+        <w:gridCol w:w="2407"/>
+        <w:gridCol w:w="2407"/>
+        <w:gridCol w:w="2407"/>
+      </w:tblGrid>
+      <w:tr>
+        <w:trPr>
+          <w:trHeight w:val="199"/>
+        </w:trPr>
+        <w:tc>
+          <w:tcPr>
+            <w:tcW w:w="1250" w:type="pct"/>
+            <w:vAlign w:val="center"/>
+          </w:tcPr>
+          <w:p>
+            <w:pPr>
+              <w:rPr>
+                <w:rFonts w:ascii="Arial" w:hAnsi="Arial" w:cs="Arial"/>
+              </w:rPr>
+            </w:pPr>
+            <w:r>
+              <w:rPr>
+                <w:rFonts w:ascii="Arial" w:hAnsi="Arial" w:cs="Arial"/>
+              </w:rPr>
+              <w:lastRenderedPageBreak/>
+              <w:t>Luogo</w:t>
+            </w:r>
+          </w:p>
+        </w:tc>
+        <w:tc>
+          <w:tcPr>
+            <w:tcW w:w="3750" w:type="pct"/>
+            <w:gridSpan w:val="3"/>
+            <w:vAlign w:val="center"/>
+          </w:tcPr>
+          <w:p>
+            <w:pPr>
+              <w:rPr>
+                <w:rFonts w:ascii="Arial" w:hAnsi="Arial" w:cs="Arial"/>
+              </w:rPr>
+            </w:pPr>
+            <w:r>
+              <w:rPr>
+                <w:rFonts w:ascii="Arial" w:hAnsi="Arial" w:cs="Arial"/>
+              </w:rPr>
+              <w:t>Scuola Arti e Mestieri / CPT Trevano-Canobbio</w:t>
+            </w:r>
+          </w:p>
+        </w:tc>
+      </w:tr>
+      <w:tr>
+        <w:trPr>
+          <w:trHeight w:val="196"/>
+        </w:trPr>
+        <w:tc>
+          <w:tcPr>
+            <w:tcW w:w="1250" w:type="pct"/>
+            <w:vAlign w:val="center"/>
+          </w:tcPr>
+          <w:p>
+            <w:pPr>
+              <w:rPr>
+                <w:rFonts w:ascii="Arial" w:hAnsi="Arial" w:cs="Arial"/>
+              </w:rPr>
+            </w:pPr>
+            <w:r>
+              <w:rPr>
+                <w:rFonts w:ascii="Arial" w:hAnsi="Arial" w:cs="Arial"/>
+              </w:rPr>
+              <w:t>Data</w:t>
+            </w:r>
+          </w:p>
+        </w:tc>
+        <w:tc>
+          <w:tcPr>
+            <w:tcW w:w="3750" w:type="pct"/>
+            <w:gridSpan w:val="3"/>
+            <w:vAlign w:val="center"/>
+          </w:tcPr>
+          <w:p>
+            <w:pPr>
+              <w:rPr>
+                <w:rFonts w:ascii="Arial" w:hAnsi="Arial" w:cs="Arial"/>
+              </w:rPr>
+            </w:pPr>
+            <w:r>
+              <w:rPr>
+                <w:rFonts w:ascii="Arial" w:hAnsi="Arial" w:cs="Arial"/>
+              </w:rPr>
+              <w:t>01</w:t>
+            </w:r>
+            <w:r>
+              <w:rPr>
+                <w:rFonts w:ascii="Arial" w:hAnsi="Arial" w:cs="Arial"/>
+              </w:rPr>
+              <w:t>.0</w:t>
+            </w:r>
+            <w:r>
+              <w:rPr>
+                <w:rFonts w:ascii="Arial" w:hAnsi="Arial" w:cs="Arial"/>
+              </w:rPr>
+              <w:t>6</w:t>
+            </w:r>
+            <w:r>
+              <w:rPr>
+                <w:rFonts w:ascii="Arial" w:hAnsi="Arial" w:cs="Arial"/>
+              </w:rPr>
+              <w:t>.2026</w:t>
+            </w:r>
+          </w:p>
+        </w:tc>
+      </w:tr>
+      <w:tr>
+        <w:trPr>
+          <w:trHeight w:val="250"/>
+        </w:trPr>
+        <w:tc>
+          <w:tcPr>
+            <w:tcW w:w="1250" w:type="pct"/>
+            <w:vAlign w:val="center"/>
+          </w:tcPr>
+          <w:p>
+            <w:pPr>
+              <w:rPr>
+                <w:rFonts w:ascii="Arial" w:hAnsi="Arial" w:cs="Arial"/>
+              </w:rPr>
+            </w:pPr>
+            <w:r>
+              <w:rPr>
+                <w:rFonts w:ascii="Arial" w:hAnsi="Arial" w:cs="Arial"/>
+              </w:rPr>
+              <w:t>Mattino</w:t>
+            </w:r>
+          </w:p>
+        </w:tc>
+        <w:tc>
+          <w:tcPr>
+            <w:tcW w:w="1250" w:type="pct"/>
+            <w:vAlign w:val="center"/>
+          </w:tcPr>
+          <w:p>
+            <w:pPr>
+              <w:rPr>
+                <w:rFonts w:ascii="Arial" w:hAnsi="Arial" w:cs="Arial"/>
+              </w:rPr>
+            </w:pPr>
+          </w:p>
+        </w:tc>
+        <w:tc>
+          <w:tcPr>
+            <w:tcW w:w="1250" w:type="pct"/>
+            <w:vAlign w:val="center"/>
+          </w:tcPr>
+          <w:p>
+            <w:pPr>
+              <w:rPr>
+                <w:rFonts w:ascii="Arial" w:hAnsi="Arial" w:cs="Arial"/>
+              </w:rPr>
+            </w:pPr>
+            <w:r>
+              <w:rPr>
+                <w:rFonts w:ascii="Arial" w:hAnsi="Arial" w:cs="Arial"/>
+              </w:rPr>
+              <w:t>Pomeriggio</w:t>
+            </w:r>
+          </w:p>
+        </w:tc>
+        <w:tc>
+          <w:tcPr>
+            <w:tcW w:w="1250" w:type="pct"/>
+            <w:vAlign w:val="center"/>
+          </w:tcPr>
+          <w:p>
+            <w:pPr>
+              <w:rPr>
+                <w:rFonts w:ascii="Arial" w:hAnsi="Arial" w:cs="Arial"/>
+              </w:rPr>
+            </w:pPr>
+            <w:r>
+              <w:rPr>
+                <w:rFonts w:ascii="Arial" w:hAnsi="Arial" w:cs="Arial"/>
+              </w:rPr>
+              <w:t>15-16</w:t>
+            </w:r>
+          </w:p>
+        </w:tc>
+      </w:tr>
+    </w:tbl>
+    <w:p>
+      <w:pPr>
+        <w:rPr>
+          <w:rFonts w:ascii="Arial" w:hAnsi="Arial" w:cs="Arial"/>
+        </w:rPr>
+      </w:pPr>
+    </w:p>
+    <w:tbl>
+      <w:tblPr>
+        <w:tblStyle w:val="Grigliatabella"/>
+        <w:tblW w:w="0" w:type="auto"/>
+        <w:tblLook w:val="04A0" w:firstRow="1" w:lastRow="0" w:firstColumn="1" w:lastColumn="0" w:noHBand="0" w:noVBand="1"/>
+      </w:tblPr>
+      <w:tblGrid>
+        <w:gridCol w:w="9628"/>
+      </w:tblGrid>
+      <w:tr>
+        <w:tc>
+          <w:tcPr>
+            <w:tcW w:w="9854" w:type="dxa"/>
+            <w:shd w:val="clear" w:color="auto" w:fill="D9D9D9" w:themeFill="background1" w:themeFillShade="D9"/>
+          </w:tcPr>
+          <w:p>
+            <w:pPr>
+              <w:rPr>
+                <w:rFonts w:ascii="Arial" w:hAnsi="Arial" w:cs="Arial"/>
+              </w:rPr>
+            </w:pPr>
+            <w:r>
+              <w:rPr>
+                <w:rFonts w:ascii="Arial" w:hAnsi="Arial" w:cs="Arial"/>
+              </w:rPr>
+              <w:t>Lavori svolti</w:t>
+            </w:r>
+          </w:p>
+        </w:tc>
+      </w:tr>
+      <w:tr>
+        <w:trPr>
+          <w:trHeight w:val="4050"/>
+        </w:trPr>
+        <w:tc>
+          <w:tcPr>
+            <w:tcW w:w="9854" w:type="dxa"/>
+          </w:tcPr>
+          <w:p>
+            <w:pPr>
+              <w:pStyle w:val="Paragrafoelenco"/>
+              <w:numPr>
+                <w:ilvl w:val="0"/>
+                <w:numId w:val="56"/>
+              </w:numPr>
+              <w:rPr>
+                <w:rFonts w:ascii="Arial" w:hAnsi="Arial" w:cs="Arial"/>
+              </w:rPr>
+            </w:pPr>
+            <w:r>
+              <w:rPr>
+                <w:rFonts w:ascii="Arial" w:hAnsi="Arial" w:cs="Arial"/>
+              </w:rPr>
+              <w:t>Documentazione</w:t>
+            </w:r>
+          </w:p>
+        </w:tc>
+      </w:tr>
+    </w:tbl>
+    <w:p>
+      <w:pPr>
+        <w:rPr>
+          <w:rFonts w:ascii="Arial" w:hAnsi="Arial" w:cs="Arial"/>
+        </w:rPr>
+      </w:pPr>
+    </w:p>
+    <w:tbl>
+      <w:tblPr>
+        <w:tblStyle w:val="Grigliatabella"/>
+        <w:tblW w:w="0" w:type="auto"/>
+        <w:tblLook w:val="04A0" w:firstRow="1" w:lastRow="0" w:firstColumn="1" w:lastColumn="0" w:noHBand="0" w:noVBand="1"/>
+      </w:tblPr>
+      <w:tblGrid>
+        <w:gridCol w:w="9628"/>
+      </w:tblGrid>
+      <w:tr>
+        <w:tc>
+          <w:tcPr>
+            <w:tcW w:w="9854" w:type="dxa"/>
+            <w:shd w:val="clear" w:color="auto" w:fill="D9D9D9" w:themeFill="background1" w:themeFillShade="D9"/>
+          </w:tcPr>
+          <w:p>
+            <w:pPr>
+              <w:rPr>
+                <w:rFonts w:ascii="Arial" w:hAnsi="Arial" w:cs="Arial"/>
+              </w:rPr>
+            </w:pPr>
+            <w:r>
+              <w:rPr>
+                <w:rFonts w:ascii="Arial" w:hAnsi="Arial" w:cs="Arial"/>
+              </w:rPr>
+              <w:t>Problemi riscontrati e soluzioni adottate</w:t>
+            </w:r>
+          </w:p>
+        </w:tc>
+      </w:tr>
+      <w:tr>
+        <w:tc>
+          <w:tcPr>
+            <w:tcW w:w="9854" w:type="dxa"/>
+          </w:tcPr>
+          <w:p>
+            <w:pPr>
+              <w:rPr>
+                <w:rFonts w:ascii="Arial" w:hAnsi="Arial" w:cs="Arial"/>
+              </w:rPr>
+            </w:pPr>
+          </w:p>
+        </w:tc>
+      </w:tr>
+    </w:tbl>
+    <w:p>
+      <w:pPr>
+        <w:rPr>
+          <w:rFonts w:ascii="Arial" w:hAnsi="Arial" w:cs="Arial"/>
+        </w:rPr>
+      </w:pPr>
+      <w:r>
+        <w:rPr>
+          <w:rFonts w:ascii="Arial" w:hAnsi="Arial" w:cs="Arial"/>
+        </w:rPr>
+        <w:t xml:space="preserve"> </w:t>
+      </w:r>
+    </w:p>
+    <w:tbl>
+      <w:tblPr>
+        <w:tblStyle w:val="Grigliatabella"/>
+        <w:tblW w:w="0" w:type="auto"/>
+        <w:tblLook w:val="04A0" w:firstRow="1" w:lastRow="0" w:firstColumn="1" w:lastColumn="0" w:noHBand="0" w:noVBand="1"/>
+      </w:tblPr>
+      <w:tblGrid>
+        <w:gridCol w:w="9628"/>
+      </w:tblGrid>
+      <w:tr>
+        <w:tc>
+          <w:tcPr>
+            <w:tcW w:w="9854" w:type="dxa"/>
+            <w:shd w:val="clear" w:color="auto" w:fill="D9D9D9" w:themeFill="background1" w:themeFillShade="D9"/>
+          </w:tcPr>
+          <w:p>
+            <w:pPr>
+              <w:rPr>
+                <w:rFonts w:ascii="Arial" w:hAnsi="Arial" w:cs="Arial"/>
+              </w:rPr>
+            </w:pPr>
+            <w:r>
+              <w:rPr>
+                <w:rFonts w:ascii="Arial" w:hAnsi="Arial" w:cs="Arial"/>
+              </w:rPr>
+              <w:t>Punto della situazione rispetto alla pianificazione</w:t>
+            </w:r>
+          </w:p>
+        </w:tc>
+      </w:tr>
+      <w:tr>
+        <w:tc>
+          <w:tcPr>
+            <w:tcW w:w="9854" w:type="dxa"/>
+          </w:tcPr>
+          <w:p>
+            <w:pPr>
+              <w:rPr>
+                <w:rFonts w:ascii="Arial" w:hAnsi="Arial" w:cs="Arial"/>
+              </w:rPr>
+            </w:pPr>
+          </w:p>
+        </w:tc>
+      </w:tr>
+    </w:tbl>
+    <w:p>
+      <w:pPr>
+        <w:rPr>
+          <w:rFonts w:ascii="Arial" w:hAnsi="Arial" w:cs="Arial"/>
+        </w:rPr>
+      </w:pPr>
+    </w:p>
+    <w:tbl>
+      <w:tblPr>
+        <w:tblStyle w:val="Grigliatabella"/>
+        <w:tblW w:w="0" w:type="auto"/>
+        <w:tblLook w:val="04A0" w:firstRow="1" w:lastRow="0" w:firstColumn="1" w:lastColumn="0" w:noHBand="0" w:noVBand="1"/>
+      </w:tblPr>
+      <w:tblGrid>
+        <w:gridCol w:w="9628"/>
+      </w:tblGrid>
+      <w:tr>
+        <w:tc>
+          <w:tcPr>
+            <w:tcW w:w="9854" w:type="dxa"/>
+            <w:shd w:val="clear" w:color="auto" w:fill="D9D9D9" w:themeFill="background1" w:themeFillShade="D9"/>
+          </w:tcPr>
+          <w:p>
+            <w:pPr>
+              <w:rPr>
+                <w:rFonts w:ascii="Arial" w:hAnsi="Arial" w:cs="Arial"/>
+              </w:rPr>
+            </w:pPr>
+            <w:r>
+              <w:rPr>
+                <w:rFonts w:ascii="Arial" w:hAnsi="Arial" w:cs="Arial"/>
+              </w:rPr>
+              <w:t>Programma di massima per la prossima giornata di lavoro</w:t>
+            </w:r>
+          </w:p>
+        </w:tc>
+      </w:tr>
+      <w:tr>
+        <w:tc>
+          <w:tcPr>
+            <w:tcW w:w="9854" w:type="dxa"/>
+          </w:tcPr>
+          <w:p>
+            <w:pPr>
+              <w:rPr>
+                <w:rFonts w:ascii="Arial" w:hAnsi="Arial" w:cs="Arial"/>
+              </w:rPr>
+            </w:pPr>
+          </w:p>
+        </w:tc>
+      </w:tr>
+    </w:tbl>
+    <w:p>
+      <w:pPr>
+        <w:rPr>
+          <w:rFonts w:ascii="Arial" w:hAnsi="Arial" w:cs="Arial"/>
+        </w:rPr>
+      </w:pPr>
+    </w:p>
+    <w:p>
+      <w:pPr>
+        <w:rPr>
+          <w:rFonts w:ascii="Arial" w:hAnsi="Arial" w:cs="Arial"/>
+        </w:rPr>
+      </w:pPr>
+      <w:r>
+        <w:rPr>
+          <w:rFonts w:ascii="Arial" w:hAnsi="Arial" w:cs="Arial"/>
+        </w:rPr>
+        <w:br w:type="page"/>
+      </w:r>
+    </w:p>
+    <w:p>
+      <w:pPr>
+        <w:pStyle w:val="Titolo2"/>
+        <w:pBdr>
+          <w:bottom w:val="single" w:sz="4" w:space="1" w:color="auto"/>
+        </w:pBdr>
+      </w:pPr>
+      <w:r>
+        <w:lastRenderedPageBreak/>
+        <w:t>Utilizzo Intelligenza Artificiale</w:t>
+      </w:r>
+      <w:r>
+        <w:t xml:space="preserve"> nella giornata</w:t>
+      </w:r>
+    </w:p>
+    <w:p>
+      <w:pPr>
+        <w:pStyle w:val="Nessunaspaziatura"/>
+        <w:rPr>
+          <w:rFonts w:ascii="Arial" w:hAnsi="Arial" w:cs="Arial"/>
+          <w:b/>
+          <w:bCs/>
+        </w:rPr>
+      </w:pPr>
+    </w:p>
+    <w:p>
+      <w:pPr>
+        <w:pStyle w:val="Nessunaspaziatura"/>
+        <w:rPr>
+          <w:rFonts w:ascii="Arial" w:hAnsi="Arial" w:cs="Arial"/>
+        </w:rPr>
+      </w:pPr>
+      <w:sdt>
+        <w:sdtPr>
+          <w:rPr>
+            <w:rFonts w:ascii="Segoe UI Symbol" w:hAnsi="Segoe UI Symbol" w:cs="Segoe UI Symbol"/>
+          </w:rPr>
+          <w:id w:val="427162004"/>
+          <w14:checkbox>
+            <w14:checked w14:val="0"/>
+            <w14:checkedState w14:val="2612" w14:font="MS Gothic"/>
+            <w14:uncheckedState w14:val="2610" w14:font="MS Gothic"/>
+          </w14:checkbox>
+        </w:sdtPr>
+        <w:sdtContent>
+          <w:r>
+            <w:rPr>
+              <w:rFonts w:ascii="MS Gothic" w:eastAsia="MS Gothic" w:hAnsi="MS Gothic" w:cs="Segoe UI Symbol" w:hint="eastAsia"/>
+            </w:rPr>
+            <w:t>☐</w:t>
+          </w:r>
+        </w:sdtContent>
+      </w:sdt>
+      <w:r>
+        <w:rPr>
+          <w:rFonts w:ascii="Arial" w:hAnsi="Arial" w:cs="Arial"/>
+        </w:rPr>
+        <w:t xml:space="preserve"> Nessuno</w:t>
+      </w:r>
+      <w:r>
+        <w:br/>
+      </w:r>
+      <w:sdt>
+        <w:sdtPr>
+          <w:rPr>
+            <w:rFonts w:ascii="Segoe UI Symbol" w:hAnsi="Segoe UI Symbol" w:cs="Segoe UI Symbol"/>
+          </w:rPr>
+          <w:id w:val="308985560"/>
+          <w14:checkbox>
+            <w14:checked w14:val="1"/>
+            <w14:checkedState w14:val="2612" w14:font="MS Gothic"/>
+            <w14:uncheckedState w14:val="2610" w14:font="MS Gothic"/>
+          </w14:checkbox>
+        </w:sdtPr>
+        <w:sdtContent>
+          <w:r>
+            <w:rPr>
+              <w:rFonts w:ascii="MS Gothic" w:eastAsia="MS Gothic" w:hAnsi="MS Gothic" w:cs="Segoe UI Symbol" w:hint="eastAsia"/>
+            </w:rPr>
+            <w:t>☒</w:t>
+          </w:r>
+        </w:sdtContent>
+      </w:sdt>
+      <w:r>
+        <w:rPr>
+          <w:rFonts w:ascii="Arial" w:hAnsi="Arial" w:cs="Arial"/>
+        </w:rPr>
+        <w:t xml:space="preserve"> Occasionale</w:t>
+      </w:r>
+      <w:r>
+        <w:br/>
+      </w:r>
+      <w:sdt>
+        <w:sdtPr>
+          <w:rPr>
+            <w:rFonts w:ascii="Segoe UI Symbol" w:hAnsi="Segoe UI Symbol" w:cs="Segoe UI Symbol"/>
+          </w:rPr>
+          <w:id w:val="-837844524"/>
+          <w14:checkbox>
+            <w14:checked w14:val="0"/>
+            <w14:checkedState w14:val="2612" w14:font="MS Gothic"/>
+            <w14:uncheckedState w14:val="2610" w14:font="MS Gothic"/>
+          </w14:checkbox>
+        </w:sdtPr>
+        <w:sdtContent>
+          <w:r>
+            <w:rPr>
+              <w:rFonts w:ascii="MS Gothic" w:eastAsia="MS Gothic" w:hAnsi="MS Gothic" w:cs="Segoe UI Symbol" w:hint="eastAsia"/>
+            </w:rPr>
+            <w:t>☐</w:t>
+          </w:r>
+        </w:sdtContent>
+      </w:sdt>
+      <w:r>
+        <w:rPr>
+          <w:rFonts w:ascii="Arial" w:hAnsi="Arial" w:cs="Arial"/>
+        </w:rPr>
+        <w:t xml:space="preserve"> Frequente</w:t>
+      </w:r>
+    </w:p>
+    <w:p>
+      <w:pPr>
+        <w:pStyle w:val="Nessunaspaziatura"/>
+        <w:rPr>
+          <w:rFonts w:ascii="Arial" w:hAnsi="Arial" w:cs="Arial"/>
+        </w:rPr>
+      </w:pPr>
+    </w:p>
+    <w:p>
+      <w:pPr>
+        <w:pStyle w:val="Nessunaspaziatura"/>
+        <w:spacing w:line="276" w:lineRule="auto"/>
+        <w:rPr>
+          <w:rFonts w:ascii="Arial" w:hAnsi="Arial" w:cs="Arial"/>
+        </w:rPr>
+      </w:pPr>
+      <w:r>
+        <w:rPr>
+          <w:rFonts w:ascii="Arial" w:hAnsi="Arial" w:cs="Arial"/>
+          <w:b/>
+          <w:bCs/>
+        </w:rPr>
+        <w:t>Strumento/i utilizzato/i</w:t>
+      </w:r>
+      <w:r>
+        <w:rPr>
+          <w:rFonts w:ascii="Arial" w:hAnsi="Arial" w:cs="Arial"/>
+          <w:b/>
+          <w:bCs/>
+        </w:rPr>
+        <w:t xml:space="preserve"> </w:t>
+      </w:r>
+      <w:r>
+        <w:rPr>
+          <w:rFonts w:ascii="Arial" w:hAnsi="Arial" w:cs="Arial"/>
+        </w:rPr>
+        <w:t>(es. ChatGPT)</w:t>
+      </w:r>
+      <w:r>
+        <w:rPr>
+          <w:rFonts w:ascii="Arial" w:hAnsi="Arial" w:cs="Arial"/>
+        </w:rPr>
+        <w:t xml:space="preserve">: </w:t>
+      </w:r>
+      <w:sdt>
+        <w:sdtPr>
+          <w:rPr>
+            <w:rFonts w:ascii="Arial" w:hAnsi="Arial" w:cs="Arial"/>
+          </w:rPr>
+          <w:id w:val="-225455031"/>
+          <w:placeholder>
+            <w:docPart w:val="3C3F81BD7CCC4E29A1C0746382B5F878"/>
+          </w:placeholder>
+        </w:sdtPr>
+        <w:sdtContent>
+          <w:r>
+            <w:rPr>
+              <w:rFonts w:ascii="Arial" w:hAnsi="Arial" w:cs="Arial"/>
+            </w:rPr>
+            <w:t>ChatGPT</w:t>
+          </w:r>
+        </w:sdtContent>
+      </w:sdt>
+    </w:p>
+    <w:p>
+      <w:pPr>
+        <w:pStyle w:val="Nessunaspaziatura"/>
+        <w:rPr>
+          <w:rFonts w:ascii="Arial" w:hAnsi="Arial" w:cs="Arial"/>
+        </w:rPr>
+      </w:pPr>
+    </w:p>
+    <w:p>
+      <w:pPr>
+        <w:pStyle w:val="Nessunaspaziatura"/>
+        <w:rPr>
+          <w:rFonts w:ascii="Arial" w:hAnsi="Arial" w:cs="Arial"/>
+        </w:rPr>
+      </w:pPr>
+      <w:r>
+        <w:rPr>
+          <w:rFonts w:ascii="Arial" w:hAnsi="Arial" w:cs="Arial"/>
+          <w:b/>
+          <w:bCs/>
+        </w:rPr>
+        <w:t>Per cosa l’ho usata oggi</w:t>
+      </w:r>
+      <w:r>
+        <w:br/>
+      </w:r>
+      <w:sdt>
+        <w:sdtPr>
+          <w:rPr>
+            <w:rFonts w:ascii="Segoe UI Symbol" w:hAnsi="Segoe UI Symbol" w:cs="Segoe UI Symbol"/>
+          </w:rPr>
+          <w:id w:val="1714774388"/>
+          <w14:checkbox>
+            <w14:checked w14:val="1"/>
+            <w14:checkedState w14:val="2612" w14:font="MS Gothic"/>
+            <w14:uncheckedState w14:val="2610" w14:font="MS Gothic"/>
+          </w14:checkbox>
+        </w:sdtPr>
+        <w:sdtContent>
+          <w:r>
+            <w:rPr>
+              <w:rFonts w:ascii="MS Gothic" w:eastAsia="MS Gothic" w:hAnsi="MS Gothic" w:cs="Segoe UI Symbol" w:hint="eastAsia"/>
+            </w:rPr>
+            <w:t>☒</w:t>
+          </w:r>
+        </w:sdtContent>
+      </w:sdt>
+      <w:r>
+        <w:rPr>
+          <w:rFonts w:ascii="Arial" w:hAnsi="Arial" w:cs="Arial"/>
+        </w:rPr>
+        <w:t xml:space="preserve"> Chiarire concetti</w:t>
+      </w:r>
+      <w:r>
+        <w:br/>
+      </w:r>
+      <w:sdt>
+        <w:sdtPr>
+          <w:rPr>
+            <w:rFonts w:ascii="Segoe UI Symbol" w:hAnsi="Segoe UI Symbol" w:cs="Segoe UI Symbol"/>
+          </w:rPr>
+          <w:id w:val="-132263276"/>
+          <w14:checkbox>
+            <w14:checked w14:val="0"/>
+            <w14:checkedState w14:val="2612" w14:font="MS Gothic"/>
+            <w14:uncheckedState w14:val="2610" w14:font="MS Gothic"/>
+          </w14:checkbox>
+        </w:sdtPr>
+        <w:sdtContent>
+          <w:r>
+            <w:rPr>
+              <w:rFonts w:ascii="MS Gothic" w:eastAsia="MS Gothic" w:hAnsi="MS Gothic" w:cs="Segoe UI Symbol" w:hint="eastAsia"/>
+            </w:rPr>
+            <w:t>☐</w:t>
+          </w:r>
+        </w:sdtContent>
+      </w:sdt>
+      <w:r>
+        <w:rPr>
+          <w:rFonts w:ascii="Arial" w:hAnsi="Arial" w:cs="Arial"/>
+        </w:rPr>
+        <w:t xml:space="preserve"> Supporto al codice</w:t>
+      </w:r>
+      <w:r>
+        <w:br/>
+      </w:r>
+      <w:sdt>
+        <w:sdtPr>
+          <w:rPr>
+            <w:rFonts w:ascii="Segoe UI Symbol" w:hAnsi="Segoe UI Symbol" w:cs="Segoe UI Symbol"/>
+          </w:rPr>
+          <w:id w:val="-226998146"/>
+          <w14:checkbox>
+            <w14:checked w14:val="0"/>
+            <w14:checkedState w14:val="2612" w14:font="MS Gothic"/>
+            <w14:uncheckedState w14:val="2610" w14:font="MS Gothic"/>
+          </w14:checkbox>
+        </w:sdtPr>
+        <w:sdtContent>
+          <w:r>
+            <w:rPr>
+              <w:rFonts w:ascii="MS Gothic" w:eastAsia="MS Gothic" w:hAnsi="MS Gothic" w:cs="Segoe UI Symbol" w:hint="eastAsia"/>
+            </w:rPr>
+            <w:t>☐</w:t>
+          </w:r>
+        </w:sdtContent>
+      </w:sdt>
+      <w:r>
+        <w:rPr>
+          <w:rFonts w:ascii="Arial" w:hAnsi="Arial" w:cs="Arial"/>
+        </w:rPr>
+        <w:t xml:space="preserve"> Debug</w:t>
+      </w:r>
+      <w:r>
+        <w:br/>
+      </w:r>
+      <w:sdt>
+        <w:sdtPr>
+          <w:rPr>
+            <w:rFonts w:ascii="Segoe UI Symbol" w:hAnsi="Segoe UI Symbol" w:cs="Segoe UI Symbol"/>
+          </w:rPr>
+          <w:id w:val="1895697300"/>
+          <w14:checkbox>
+            <w14:checked w14:val="1"/>
+            <w14:checkedState w14:val="2612" w14:font="MS Gothic"/>
+            <w14:uncheckedState w14:val="2610" w14:font="MS Gothic"/>
+          </w14:checkbox>
+        </w:sdtPr>
+        <w:sdtContent>
+          <w:r>
+            <w:rPr>
+              <w:rFonts w:ascii="MS Gothic" w:eastAsia="MS Gothic" w:hAnsi="MS Gothic" w:cs="Segoe UI Symbol" w:hint="eastAsia"/>
+            </w:rPr>
+            <w:t>☒</w:t>
+          </w:r>
+        </w:sdtContent>
+      </w:sdt>
+      <w:r>
+        <w:rPr>
+          <w:rFonts w:ascii="Arial" w:hAnsi="Arial" w:cs="Arial"/>
+        </w:rPr>
+        <w:t xml:space="preserve"> Riorganizzare idee / testi</w:t>
+      </w:r>
+      <w:r>
+        <w:br/>
+      </w:r>
+      <w:sdt>
+        <w:sdtPr>
+          <w:rPr>
+            <w:rFonts w:ascii="Segoe UI Symbol" w:hAnsi="Segoe UI Symbol" w:cs="Segoe UI Symbol"/>
+          </w:rPr>
+          <w:id w:val="2049172139"/>
+          <w14:checkbox>
+            <w14:checked w14:val="0"/>
+            <w14:checkedState w14:val="2612" w14:font="MS Gothic"/>
+            <w14:uncheckedState w14:val="2610" w14:font="MS Gothic"/>
+          </w14:checkbox>
+        </w:sdtPr>
+        <w:sdtContent>
+          <w:r>
+            <w:rPr>
+              <w:rFonts w:ascii="MS Gothic" w:eastAsia="MS Gothic" w:hAnsi="MS Gothic" w:cs="Segoe UI Symbol"/>
+            </w:rPr>
+            <w:t>☐</w:t>
+          </w:r>
+        </w:sdtContent>
+      </w:sdt>
+      <w:r>
+        <w:rPr>
+          <w:rFonts w:ascii="Arial" w:hAnsi="Arial" w:cs="Arial"/>
+        </w:rPr>
+        <w:t xml:space="preserve"> Altro: …</w:t>
+      </w:r>
+    </w:p>
+    <w:p>
+      <w:pPr>
+        <w:pStyle w:val="Nessunaspaziatura"/>
+        <w:rPr>
+          <w:rFonts w:ascii="Arial" w:hAnsi="Arial" w:cs="Arial"/>
+        </w:rPr>
+      </w:pPr>
+    </w:p>
+    <w:p>
+      <w:pPr>
+        <w:pStyle w:val="Nessunaspaziatura"/>
+        <w:rPr>
+          <w:rFonts w:ascii="Arial" w:hAnsi="Arial" w:cs="Arial"/>
+          <w:b/>
+          <w:bCs/>
+        </w:rPr>
+      </w:pPr>
+      <w:r>
+        <w:rPr>
+          <w:rFonts w:ascii="Arial" w:hAnsi="Arial" w:cs="Arial"/>
+          <w:b/>
+          <w:bCs/>
+        </w:rPr>
+        <w:t>Esempio significativo di utilizzo (UNO SOLO)</w:t>
+      </w:r>
+    </w:p>
+    <w:p>
+      <w:pPr>
+        <w:pStyle w:val="Nessunaspaziatura"/>
+        <w:rPr>
+          <w:rFonts w:ascii="Arial" w:hAnsi="Arial" w:cs="Arial"/>
+        </w:rPr>
+      </w:pPr>
+      <w:r>
+        <w:rPr>
+          <w:rFonts w:ascii="Arial" w:hAnsi="Arial" w:cs="Arial"/>
+        </w:rPr>
+        <w:t>Richieste di spiegazioni o approfondimenti</w:t>
+      </w:r>
+    </w:p>
+    <w:p>
+      <w:pPr>
+        <w:pStyle w:val="Nessunaspaziatura"/>
+        <w:rPr>
+          <w:rFonts w:ascii="Arial" w:hAnsi="Arial" w:cs="Arial"/>
+        </w:rPr>
+      </w:pPr>
+    </w:p>
+    <w:p>
+      <w:pPr>
+        <w:pStyle w:val="Nessunaspaziatura"/>
+        <w:rPr>
+          <w:rFonts w:ascii="Arial" w:hAnsi="Arial" w:cs="Arial"/>
+        </w:rPr>
+      </w:pPr>
+      <w:r>
+        <w:rPr>
+          <w:rFonts w:ascii="Arial" w:hAnsi="Arial" w:cs="Arial"/>
+          <w:b/>
+          <w:bCs/>
+        </w:rPr>
+        <w:t>Cosa mi ha dato l’AI</w:t>
+      </w:r>
+    </w:p>
+    <w:p>
+      <w:pPr>
+        <w:pStyle w:val="Nessunaspaziatura"/>
+        <w:rPr>
+          <w:rFonts w:ascii="Arial" w:hAnsi="Arial" w:cs="Arial"/>
+        </w:rPr>
+      </w:pPr>
+      <w:r>
+        <w:rPr>
+          <w:rFonts w:ascii="Arial" w:hAnsi="Arial" w:cs="Arial"/>
+        </w:rPr>
+        <w:t>Spiegazioni</w:t>
+      </w:r>
+    </w:p>
+    <w:p>
+      <w:pPr>
+        <w:pStyle w:val="Nessunaspaziatura"/>
+        <w:rPr>
+          <w:rFonts w:ascii="Arial" w:hAnsi="Arial" w:cs="Arial"/>
+        </w:rPr>
+      </w:pPr>
+    </w:p>
+    <w:p>
+      <w:pPr>
+        <w:pStyle w:val="Nessunaspaziatura"/>
+        <w:rPr>
+          <w:rFonts w:ascii="Arial" w:hAnsi="Arial" w:cs="Arial"/>
+        </w:rPr>
+      </w:pPr>
+      <w:r>
+        <w:rPr>
+          <w:rFonts w:ascii="Arial" w:hAnsi="Arial" w:cs="Arial"/>
+          <w:b/>
+          <w:bCs/>
+        </w:rPr>
+        <w:t>Come l’ho usato io</w:t>
+      </w:r>
+      <w:r>
+        <w:rPr>
+          <w:rFonts w:ascii="Arial" w:hAnsi="Arial" w:cs="Arial"/>
+        </w:rPr>
+        <w:br/>
+      </w:r>
+      <w:sdt>
+        <w:sdtPr>
+          <w:rPr>
+            <w:rFonts w:ascii="Segoe UI Symbol" w:hAnsi="Segoe UI Symbol" w:cs="Segoe UI Symbol"/>
+          </w:rPr>
+          <w:id w:val="841277088"/>
+          <w14:checkbox>
+            <w14:checked w14:val="0"/>
+            <w14:checkedState w14:val="2612" w14:font="MS Gothic"/>
+            <w14:uncheckedState w14:val="2610" w14:font="MS Gothic"/>
+          </w14:checkbox>
+        </w:sdtPr>
+        <w:sdtContent>
+          <w:r>
+            <w:rPr>
+              <w:rFonts w:ascii="MS Gothic" w:eastAsia="MS Gothic" w:hAnsi="MS Gothic" w:cs="Segoe UI Symbol" w:hint="eastAsia"/>
+            </w:rPr>
+            <w:t>☐</w:t>
+          </w:r>
+        </w:sdtContent>
+      </w:sdt>
+      <w:r>
+        <w:rPr>
+          <w:rFonts w:ascii="Arial" w:hAnsi="Arial" w:cs="Arial"/>
+        </w:rPr>
+        <w:t xml:space="preserve"> Copiato</w:t>
+      </w:r>
+      <w:r>
+        <w:rPr>
+          <w:rFonts w:ascii="Arial" w:hAnsi="Arial" w:cs="Arial"/>
+        </w:rPr>
+        <w:br/>
+      </w:r>
+      <w:sdt>
+        <w:sdtPr>
+          <w:rPr>
+            <w:rFonts w:ascii="Segoe UI Symbol" w:hAnsi="Segoe UI Symbol" w:cs="Segoe UI Symbol"/>
+          </w:rPr>
+          <w:id w:val="-114911425"/>
+          <w14:checkbox>
+            <w14:checked w14:val="0"/>
+            <w14:checkedState w14:val="2612" w14:font="MS Gothic"/>
+            <w14:uncheckedState w14:val="2610" w14:font="MS Gothic"/>
+          </w14:checkbox>
+        </w:sdtPr>
+        <w:sdtContent>
+          <w:r>
+            <w:rPr>
+              <w:rFonts w:ascii="MS Gothic" w:eastAsia="MS Gothic" w:hAnsi="MS Gothic" w:cs="Segoe UI Symbol" w:hint="eastAsia"/>
+            </w:rPr>
+            <w:t>☐</w:t>
+          </w:r>
+        </w:sdtContent>
+      </w:sdt>
+      <w:r>
+        <w:rPr>
+          <w:rFonts w:ascii="Arial" w:hAnsi="Arial" w:cs="Arial"/>
+        </w:rPr>
+        <w:t xml:space="preserve"> Adattato</w:t>
+      </w:r>
+      <w:r>
+        <w:rPr>
+          <w:rFonts w:ascii="Arial" w:hAnsi="Arial" w:cs="Arial"/>
+        </w:rPr>
+        <w:br/>
+      </w:r>
+      <w:sdt>
+        <w:sdtPr>
+          <w:rPr>
+            <w:rFonts w:ascii="Segoe UI Symbol" w:hAnsi="Segoe UI Symbol" w:cs="Segoe UI Symbol"/>
+          </w:rPr>
+          <w:id w:val="-1178426610"/>
+          <w14:checkbox>
+            <w14:checked w14:val="1"/>
+            <w14:checkedState w14:val="2612" w14:font="MS Gothic"/>
+            <w14:uncheckedState w14:val="2610" w14:font="MS Gothic"/>
+          </w14:checkbox>
+        </w:sdtPr>
+        <w:sdtContent>
+          <w:r>
+            <w:rPr>
+              <w:rFonts w:ascii="MS Gothic" w:eastAsia="MS Gothic" w:hAnsi="MS Gothic" w:cs="Segoe UI Symbol" w:hint="eastAsia"/>
+            </w:rPr>
+            <w:t>☒</w:t>
+          </w:r>
+        </w:sdtContent>
+      </w:sdt>
+      <w:r>
+        <w:rPr>
+          <w:rFonts w:ascii="Arial" w:hAnsi="Arial" w:cs="Arial"/>
+        </w:rPr>
+        <w:t xml:space="preserve"> Usato solo per capire</w:t>
+      </w:r>
+      <w:r>
+        <w:rPr>
+          <w:rFonts w:ascii="Arial" w:hAnsi="Arial" w:cs="Arial"/>
+        </w:rPr>
+        <w:br/>
+      </w:r>
+      <w:sdt>
+        <w:sdtPr>
+          <w:rPr>
+            <w:rFonts w:ascii="Segoe UI Symbol" w:hAnsi="Segoe UI Symbol" w:cs="Segoe UI Symbol"/>
+          </w:rPr>
+          <w:id w:val="-1075575708"/>
+          <w14:checkbox>
+            <w14:checked w14:val="0"/>
+            <w14:checkedState w14:val="2612" w14:font="MS Gothic"/>
+            <w14:uncheckedState w14:val="2610" w14:font="MS Gothic"/>
+          </w14:checkbox>
+        </w:sdtPr>
+        <w:sdtContent>
+          <w:r>
+            <w:rPr>
+              <w:rFonts w:ascii="MS Gothic" w:eastAsia="MS Gothic" w:hAnsi="MS Gothic" w:cs="Segoe UI Symbol" w:hint="eastAsia"/>
+            </w:rPr>
+            <w:t>☐</w:t>
+          </w:r>
+        </w:sdtContent>
+      </w:sdt>
+      <w:r>
+        <w:rPr>
+          <w:rFonts w:ascii="Arial" w:hAnsi="Arial" w:cs="Arial"/>
+        </w:rPr>
+        <w:t xml:space="preserve"> Scartato</w:t>
+      </w:r>
+    </w:p>
+    <w:p>
+      <w:pPr>
+        <w:pStyle w:val="Nessunaspaziatura"/>
+        <w:rPr>
+          <w:rFonts w:ascii="Arial" w:hAnsi="Arial" w:cs="Arial"/>
+        </w:rPr>
+      </w:pPr>
+    </w:p>
+    <w:p>
+      <w:pPr>
+        <w:pStyle w:val="Nessunaspaziatura"/>
+        <w:rPr>
+          <w:rFonts w:ascii="Arial" w:hAnsi="Arial" w:cs="Arial"/>
+        </w:rPr>
+      </w:pPr>
+    </w:p>
+    <w:p>
+      <w:pPr>
+        <w:pStyle w:val="Nessunaspaziatura"/>
+        <w:rPr>
+          <w:rFonts w:ascii="Arial" w:hAnsi="Arial" w:cs="Arial"/>
+        </w:rPr>
+      </w:pPr>
+      <w:r>
+        <w:rPr>
+          <w:rFonts w:ascii="Arial" w:hAnsi="Arial" w:cs="Arial"/>
+          <w:b/>
+          <w:bCs/>
+        </w:rPr>
+        <w:t>Cosa avrei fatto senza AI?</w:t>
+      </w:r>
+    </w:p>
+    <w:p>
+      <w:pPr>
+        <w:pStyle w:val="Nessunaspaziatura"/>
+        <w:spacing w:line="276" w:lineRule="auto"/>
+        <w:rPr>
+          <w:rFonts w:ascii="Arial" w:hAnsi="Arial" w:cs="Arial"/>
+          <w:u w:val="single"/>
+        </w:rPr>
+      </w:pPr>
+      <w:r>
+        <w:rPr>
+          <w:rFonts w:ascii="Arial" w:hAnsi="Arial" w:cs="Arial"/>
+        </w:rPr>
+        <w:t>Ci avrei messo più tempo</w:t>
+      </w:r>
+    </w:p>
+    <w:p>
+      <w:pPr>
+        <w:pStyle w:val="Nessunaspaziatura"/>
+        <w:spacing w:line="276" w:lineRule="auto"/>
+        <w:rPr>
+          <w:rFonts w:ascii="Arial" w:hAnsi="Arial" w:cs="Arial"/>
+          <w:u w:val="single"/>
+        </w:rPr>
+      </w:pPr>
     </w:p>
     <w:sectPr>
       <w:headerReference w:type="default" r:id="rId8"/>
@@ -3365,12 +5562,14 @@
           </w:rPr>
           <w:t xml:space="preserve"> </w:t>
         </w:r>
+        <w:proofErr w:type="spellStart"/>
         <w:r>
           <w:rPr>
             <w:rFonts w:ascii="Arial" w:hAnsi="Arial" w:cs="Arial"/>
           </w:rPr>
           <w:t>MyAgenda</w:t>
         </w:r>
+        <w:proofErr w:type="spellEnd"/>
       </w:sdtContent>
     </w:sdt>
     <w:r>
@@ -11333,6 +13532,68 @@
         </w:p>
       </w:docPartBody>
     </w:docPart>
+    <w:docPart>
+      <w:docPartPr>
+        <w:name w:val="8C74F099B36945D4B2AF7718C20687A1"/>
+        <w:category>
+          <w:name w:val="Generale"/>
+          <w:gallery w:val="placeholder"/>
+        </w:category>
+        <w:types>
+          <w:type w:val="bbPlcHdr"/>
+        </w:types>
+        <w:behaviors>
+          <w:behavior w:val="content"/>
+        </w:behaviors>
+        <w:guid w:val="{FD56338F-12DA-4DE5-8E32-F635363B6AAD}"/>
+      </w:docPartPr>
+      <w:docPartBody>
+        <w:p>
+          <w:pPr>
+            <w:pStyle w:val="8C74F099B36945D4B2AF7718C20687A1"/>
+          </w:pPr>
+          <w:r>
+            <w:rPr>
+              <w:rStyle w:val="Testosegnaposto"/>
+              <w:b/>
+              <w:bCs/>
+            </w:rPr>
+            <w:t>Nomi AI utilizzati</w:t>
+          </w:r>
+        </w:p>
+      </w:docPartBody>
+    </w:docPart>
+    <w:docPart>
+      <w:docPartPr>
+        <w:name w:val="3C3F81BD7CCC4E29A1C0746382B5F878"/>
+        <w:category>
+          <w:name w:val="Generale"/>
+          <w:gallery w:val="placeholder"/>
+        </w:category>
+        <w:types>
+          <w:type w:val="bbPlcHdr"/>
+        </w:types>
+        <w:behaviors>
+          <w:behavior w:val="content"/>
+        </w:behaviors>
+        <w:guid w:val="{8CDBB30D-DDFF-4BC1-B299-D33EC41426DB}"/>
+      </w:docPartPr>
+      <w:docPartBody>
+        <w:p>
+          <w:pPr>
+            <w:pStyle w:val="3C3F81BD7CCC4E29A1C0746382B5F878"/>
+          </w:pPr>
+          <w:r>
+            <w:rPr>
+              <w:rStyle w:val="Testosegnaposto"/>
+              <w:b/>
+              <w:bCs/>
+            </w:rPr>
+            <w:t>Nomi AI utilizzati</w:t>
+          </w:r>
+        </w:p>
+      </w:docPartBody>
+    </w:docPart>
   </w:docParts>
 </w:glossaryDocument>
 </file>
@@ -11467,6 +13728,7 @@
     <w:rsid w:val="00012676"/>
     <w:rsid w:val="0002551B"/>
     <w:rsid w:val="00033A44"/>
+    <w:rsid w:val="000428E9"/>
     <w:rsid w:val="0005183E"/>
     <w:rsid w:val="00066A06"/>
     <w:rsid w:val="00090BF3"/>
@@ -11613,6 +13875,7 @@
     <w:rsid w:val="00B560AC"/>
     <w:rsid w:val="00BC14BB"/>
     <w:rsid w:val="00BC3196"/>
+    <w:rsid w:val="00BD6EBD"/>
     <w:rsid w:val="00BE1173"/>
     <w:rsid w:val="00BE72BC"/>
     <w:rsid w:val="00BF59CB"/>
@@ -11623,6 +13886,7 @@
     <w:rsid w:val="00C6281B"/>
     <w:rsid w:val="00C80DE7"/>
     <w:rsid w:val="00C87E47"/>
+    <w:rsid w:val="00CC4F2A"/>
     <w:rsid w:val="00CC71C1"/>
     <w:rsid w:val="00CE5451"/>
     <w:rsid w:val="00D221C3"/>
@@ -12118,7 +14382,7 @@
     <w:basedOn w:val="Carpredefinitoparagrafo"/>
     <w:uiPriority w:val="99"/>
     <w:semiHidden/>
-    <w:rsid w:val="00AA0DAF"/>
+    <w:rsid w:val="00BD6EBD"/>
     <w:rPr>
       <w:color w:val="666666"/>
     </w:rPr>
@@ -12145,6 +14409,14 @@
   <w:style w:type="paragraph" w:customStyle="1" w:styleId="615AF6DAD13D4228B976A547BD373035">
     <w:name w:val="615AF6DAD13D4228B976A547BD373035"/>
     <w:rsid w:val="00AA0DAF"/>
+  </w:style>
+  <w:style w:type="paragraph" w:customStyle="1" w:styleId="8C74F099B36945D4B2AF7718C20687A1">
+    <w:name w:val="8C74F099B36945D4B2AF7718C20687A1"/>
+    <w:rsid w:val="00BD6EBD"/>
+  </w:style>
+  <w:style w:type="paragraph" w:customStyle="1" w:styleId="3C3F81BD7CCC4E29A1C0746382B5F878">
+    <w:name w:val="3C3F81BD7CCC4E29A1C0746382B5F878"/>
+    <w:rsid w:val="00BD6EBD"/>
   </w:style>
 </w:styles>
 </file>

--- a/1_Documentazione/David/Diario-David.docx
+++ b/1_Documentazione/David/Diario-David.docx
@@ -3395,13 +3395,7 @@
               <w:rPr>
                 <w:rFonts w:ascii="Arial" w:hAnsi="Arial" w:cs="Arial"/>
               </w:rPr>
-              <w:t>30</w:t>
-            </w:r>
-            <w:r>
-              <w:rPr>
-                <w:rFonts w:ascii="Arial" w:hAnsi="Arial" w:cs="Arial"/>
-              </w:rPr>
-              <w:t>.05.2026</w:t>
+              <w:t>30.05.2026</w:t>
             </w:r>
           </w:p>
         </w:tc>
@@ -3476,13 +3470,7 @@
               <w:rPr>
                 <w:rFonts w:ascii="Arial" w:hAnsi="Arial" w:cs="Arial"/>
               </w:rPr>
-              <w:t>1</w:t>
-            </w:r>
-            <w:r>
-              <w:rPr>
-                <w:rFonts w:ascii="Arial" w:hAnsi="Arial" w:cs="Arial"/>
-              </w:rPr>
-              <w:t>9-20</w:t>
+              <w:t>19-20</w:t>
             </w:r>
           </w:p>
         </w:tc>
@@ -4487,25 +4475,7 @@
               <w:rPr>
                 <w:rFonts w:ascii="Arial" w:hAnsi="Arial" w:cs="Arial"/>
               </w:rPr>
-              <w:t>01</w:t>
-            </w:r>
-            <w:r>
-              <w:rPr>
-                <w:rFonts w:ascii="Arial" w:hAnsi="Arial" w:cs="Arial"/>
-              </w:rPr>
-              <w:t>.0</w:t>
-            </w:r>
-            <w:r>
-              <w:rPr>
-                <w:rFonts w:ascii="Arial" w:hAnsi="Arial" w:cs="Arial"/>
-              </w:rPr>
-              <w:t>6</w:t>
-            </w:r>
-            <w:r>
-              <w:rPr>
-                <w:rFonts w:ascii="Arial" w:hAnsi="Arial" w:cs="Arial"/>
-              </w:rPr>
-              <w:t>.2026</w:t>
+              <w:t>01.06.2026</w:t>
             </w:r>
           </w:p>
         </w:tc>
@@ -5476,11 +5446,1118 @@
     </w:p>
     <w:p>
       <w:pPr>
+        <w:rPr>
+          <w:rFonts w:ascii="Arial" w:hAnsi="Arial" w:cs="Arial"/>
+          <w:u w:val="single"/>
+        </w:rPr>
+      </w:pPr>
+      <w:r>
+        <w:rPr>
+          <w:rFonts w:ascii="Arial" w:hAnsi="Arial" w:cs="Arial"/>
+          <w:u w:val="single"/>
+        </w:rPr>
+        <w:br w:type="page"/>
+      </w:r>
+    </w:p>
+    <w:tbl>
+      <w:tblPr>
+        <w:tblStyle w:val="Grigliatabella"/>
+        <w:tblW w:w="5000" w:type="pct"/>
+        <w:tblLook w:val="04A0" w:firstRow="1" w:lastRow="0" w:firstColumn="1" w:lastColumn="0" w:noHBand="0" w:noVBand="1"/>
+      </w:tblPr>
+      <w:tblGrid>
+        <w:gridCol w:w="2407"/>
+        <w:gridCol w:w="2407"/>
+        <w:gridCol w:w="2407"/>
+        <w:gridCol w:w="2407"/>
+      </w:tblGrid>
+      <w:tr>
+        <w:trPr>
+          <w:trHeight w:val="199"/>
+        </w:trPr>
+        <w:tc>
+          <w:tcPr>
+            <w:tcW w:w="1250" w:type="pct"/>
+            <w:vAlign w:val="center"/>
+          </w:tcPr>
+          <w:p>
+            <w:pPr>
+              <w:rPr>
+                <w:rFonts w:ascii="Arial" w:hAnsi="Arial" w:cs="Arial"/>
+              </w:rPr>
+            </w:pPr>
+            <w:r>
+              <w:rPr>
+                <w:rFonts w:ascii="Arial" w:hAnsi="Arial" w:cs="Arial"/>
+              </w:rPr>
+              <w:lastRenderedPageBreak/>
+              <w:t>Luogo</w:t>
+            </w:r>
+          </w:p>
+        </w:tc>
+        <w:tc>
+          <w:tcPr>
+            <w:tcW w:w="3750" w:type="pct"/>
+            <w:gridSpan w:val="3"/>
+            <w:vAlign w:val="center"/>
+          </w:tcPr>
+          <w:p>
+            <w:pPr>
+              <w:rPr>
+                <w:rFonts w:ascii="Arial" w:hAnsi="Arial" w:cs="Arial"/>
+              </w:rPr>
+            </w:pPr>
+            <w:r>
+              <w:rPr>
+                <w:rFonts w:ascii="Arial" w:hAnsi="Arial" w:cs="Arial"/>
+              </w:rPr>
+              <w:t>Scuola Arti e Mestieri / CPT Trevano-Canobbio</w:t>
+            </w:r>
+          </w:p>
+        </w:tc>
+      </w:tr>
+      <w:tr>
+        <w:trPr>
+          <w:trHeight w:val="196"/>
+        </w:trPr>
+        <w:tc>
+          <w:tcPr>
+            <w:tcW w:w="1250" w:type="pct"/>
+            <w:vAlign w:val="center"/>
+          </w:tcPr>
+          <w:p>
+            <w:pPr>
+              <w:rPr>
+                <w:rFonts w:ascii="Arial" w:hAnsi="Arial" w:cs="Arial"/>
+              </w:rPr>
+            </w:pPr>
+            <w:r>
+              <w:rPr>
+                <w:rFonts w:ascii="Arial" w:hAnsi="Arial" w:cs="Arial"/>
+              </w:rPr>
+              <w:t>Data</w:t>
+            </w:r>
+          </w:p>
+        </w:tc>
+        <w:tc>
+          <w:tcPr>
+            <w:tcW w:w="3750" w:type="pct"/>
+            <w:gridSpan w:val="3"/>
+            <w:vAlign w:val="center"/>
+          </w:tcPr>
+          <w:p>
+            <w:pPr>
+              <w:rPr>
+                <w:rFonts w:ascii="Arial" w:hAnsi="Arial" w:cs="Arial"/>
+              </w:rPr>
+            </w:pPr>
+            <w:r>
+              <w:rPr>
+                <w:rFonts w:ascii="Arial" w:hAnsi="Arial" w:cs="Arial"/>
+              </w:rPr>
+              <w:t>08.05.2026</w:t>
+            </w:r>
+          </w:p>
+        </w:tc>
+      </w:tr>
+      <w:tr>
+        <w:trPr>
+          <w:trHeight w:val="250"/>
+        </w:trPr>
+        <w:tc>
+          <w:tcPr>
+            <w:tcW w:w="1250" w:type="pct"/>
+            <w:vAlign w:val="center"/>
+          </w:tcPr>
+          <w:p>
+            <w:pPr>
+              <w:rPr>
+                <w:rFonts w:ascii="Arial" w:hAnsi="Arial" w:cs="Arial"/>
+              </w:rPr>
+            </w:pPr>
+            <w:r>
+              <w:rPr>
+                <w:rFonts w:ascii="Arial" w:hAnsi="Arial" w:cs="Arial"/>
+              </w:rPr>
+              <w:t>Mattino</w:t>
+            </w:r>
+          </w:p>
+        </w:tc>
+        <w:tc>
+          <w:tcPr>
+            <w:tcW w:w="1250" w:type="pct"/>
+            <w:vAlign w:val="center"/>
+          </w:tcPr>
+          <w:p>
+            <w:pPr>
+              <w:rPr>
+                <w:rFonts w:ascii="Arial" w:hAnsi="Arial" w:cs="Arial"/>
+              </w:rPr>
+            </w:pPr>
+          </w:p>
+        </w:tc>
+        <w:tc>
+          <w:tcPr>
+            <w:tcW w:w="1250" w:type="pct"/>
+            <w:vAlign w:val="center"/>
+          </w:tcPr>
+          <w:p>
+            <w:pPr>
+              <w:rPr>
+                <w:rFonts w:ascii="Arial" w:hAnsi="Arial" w:cs="Arial"/>
+              </w:rPr>
+            </w:pPr>
+            <w:r>
+              <w:rPr>
+                <w:rFonts w:ascii="Arial" w:hAnsi="Arial" w:cs="Arial"/>
+              </w:rPr>
+              <w:t>Pomeriggio</w:t>
+            </w:r>
+          </w:p>
+        </w:tc>
+        <w:tc>
+          <w:tcPr>
+            <w:tcW w:w="1250" w:type="pct"/>
+            <w:vAlign w:val="center"/>
+          </w:tcPr>
+          <w:p>
+            <w:pPr>
+              <w:rPr>
+                <w:rFonts w:ascii="Arial" w:hAnsi="Arial" w:cs="Arial"/>
+              </w:rPr>
+            </w:pPr>
+            <w:r>
+              <w:rPr>
+                <w:rFonts w:ascii="Arial" w:hAnsi="Arial" w:cs="Arial"/>
+              </w:rPr>
+              <w:t>13:15-16:30</w:t>
+            </w:r>
+          </w:p>
+        </w:tc>
+      </w:tr>
+    </w:tbl>
+    <w:p>
+      <w:pPr>
+        <w:rPr>
+          <w:rFonts w:ascii="Arial" w:hAnsi="Arial" w:cs="Arial"/>
+        </w:rPr>
+      </w:pPr>
+    </w:p>
+    <w:tbl>
+      <w:tblPr>
+        <w:tblStyle w:val="Grigliatabella"/>
+        <w:tblW w:w="0" w:type="auto"/>
+        <w:tblLook w:val="04A0" w:firstRow="1" w:lastRow="0" w:firstColumn="1" w:lastColumn="0" w:noHBand="0" w:noVBand="1"/>
+      </w:tblPr>
+      <w:tblGrid>
+        <w:gridCol w:w="9628"/>
+      </w:tblGrid>
+      <w:tr>
+        <w:tc>
+          <w:tcPr>
+            <w:tcW w:w="9854" w:type="dxa"/>
+            <w:shd w:val="clear" w:color="auto" w:fill="D9D9D9" w:themeFill="background1" w:themeFillShade="D9"/>
+          </w:tcPr>
+          <w:p>
+            <w:pPr>
+              <w:rPr>
+                <w:rFonts w:ascii="Arial" w:hAnsi="Arial" w:cs="Arial"/>
+              </w:rPr>
+            </w:pPr>
+            <w:r>
+              <w:rPr>
+                <w:rFonts w:ascii="Arial" w:hAnsi="Arial" w:cs="Arial"/>
+              </w:rPr>
+              <w:t>Lavori svolti</w:t>
+            </w:r>
+          </w:p>
+        </w:tc>
+      </w:tr>
+      <w:tr>
+        <w:trPr>
+          <w:trHeight w:val="4050"/>
+        </w:trPr>
+        <w:tc>
+          <w:tcPr>
+            <w:tcW w:w="9854" w:type="dxa"/>
+          </w:tcPr>
+          <w:p>
+            <w:pPr>
+              <w:pStyle w:val="Paragrafoelenco"/>
+              <w:numPr>
+                <w:ilvl w:val="0"/>
+                <w:numId w:val="56"/>
+              </w:numPr>
+              <w:rPr>
+                <w:rFonts w:ascii="Arial" w:hAnsi="Arial" w:cs="Arial"/>
+              </w:rPr>
+            </w:pPr>
+            <w:r>
+              <w:rPr>
+                <w:rFonts w:ascii="Arial" w:hAnsi="Arial" w:cs="Arial"/>
+              </w:rPr>
+              <w:t>Vari miglioramenti nell’app</w:t>
+            </w:r>
+          </w:p>
+          <w:p>
+            <w:pPr>
+              <w:pStyle w:val="Paragrafoelenco"/>
+              <w:rPr>
+                <w:rFonts w:ascii="Arial" w:hAnsi="Arial" w:cs="Arial"/>
+              </w:rPr>
+            </w:pPr>
+            <w:r>
+              <w:rPr>
+                <w:rFonts w:ascii="Arial" w:hAnsi="Arial" w:cs="Arial"/>
+              </w:rPr>
+              <w:t xml:space="preserve">Stile, impostazioni, </w:t>
+            </w:r>
+            <w:proofErr w:type="spellStart"/>
+            <w:r>
+              <w:rPr>
+                <w:rFonts w:ascii="Arial" w:hAnsi="Arial" w:cs="Arial"/>
+              </w:rPr>
+              <w:t>ecc</w:t>
+            </w:r>
+            <w:proofErr w:type="spellEnd"/>
+          </w:p>
+        </w:tc>
+      </w:tr>
+    </w:tbl>
+    <w:p>
+      <w:pPr>
+        <w:rPr>
+          <w:rFonts w:ascii="Arial" w:hAnsi="Arial" w:cs="Arial"/>
+        </w:rPr>
+      </w:pPr>
+    </w:p>
+    <w:tbl>
+      <w:tblPr>
+        <w:tblStyle w:val="Grigliatabella"/>
+        <w:tblW w:w="0" w:type="auto"/>
+        <w:tblLook w:val="04A0" w:firstRow="1" w:lastRow="0" w:firstColumn="1" w:lastColumn="0" w:noHBand="0" w:noVBand="1"/>
+      </w:tblPr>
+      <w:tblGrid>
+        <w:gridCol w:w="9628"/>
+      </w:tblGrid>
+      <w:tr>
+        <w:tc>
+          <w:tcPr>
+            <w:tcW w:w="9854" w:type="dxa"/>
+            <w:shd w:val="clear" w:color="auto" w:fill="D9D9D9" w:themeFill="background1" w:themeFillShade="D9"/>
+          </w:tcPr>
+          <w:p>
+            <w:pPr>
+              <w:rPr>
+                <w:rFonts w:ascii="Arial" w:hAnsi="Arial" w:cs="Arial"/>
+              </w:rPr>
+            </w:pPr>
+            <w:r>
+              <w:rPr>
+                <w:rFonts w:ascii="Arial" w:hAnsi="Arial" w:cs="Arial"/>
+              </w:rPr>
+              <w:t>Problemi riscontrati e soluzioni adottate</w:t>
+            </w:r>
+          </w:p>
+        </w:tc>
+      </w:tr>
+      <w:tr>
+        <w:tc>
+          <w:tcPr>
+            <w:tcW w:w="9854" w:type="dxa"/>
+          </w:tcPr>
+          <w:p>
+            <w:pPr>
+              <w:rPr>
+                <w:rFonts w:ascii="Arial" w:hAnsi="Arial" w:cs="Arial"/>
+              </w:rPr>
+            </w:pPr>
+          </w:p>
+        </w:tc>
+      </w:tr>
+    </w:tbl>
+    <w:p>
+      <w:pPr>
+        <w:rPr>
+          <w:rFonts w:ascii="Arial" w:hAnsi="Arial" w:cs="Arial"/>
+        </w:rPr>
+      </w:pPr>
+      <w:r>
+        <w:rPr>
+          <w:rFonts w:ascii="Arial" w:hAnsi="Arial" w:cs="Arial"/>
+        </w:rPr>
+        <w:t xml:space="preserve"> </w:t>
+      </w:r>
+    </w:p>
+    <w:tbl>
+      <w:tblPr>
+        <w:tblStyle w:val="Grigliatabella"/>
+        <w:tblW w:w="0" w:type="auto"/>
+        <w:tblLook w:val="04A0" w:firstRow="1" w:lastRow="0" w:firstColumn="1" w:lastColumn="0" w:noHBand="0" w:noVBand="1"/>
+      </w:tblPr>
+      <w:tblGrid>
+        <w:gridCol w:w="9628"/>
+      </w:tblGrid>
+      <w:tr>
+        <w:tc>
+          <w:tcPr>
+            <w:tcW w:w="9854" w:type="dxa"/>
+            <w:shd w:val="clear" w:color="auto" w:fill="D9D9D9" w:themeFill="background1" w:themeFillShade="D9"/>
+          </w:tcPr>
+          <w:p>
+            <w:pPr>
+              <w:rPr>
+                <w:rFonts w:ascii="Arial" w:hAnsi="Arial" w:cs="Arial"/>
+              </w:rPr>
+            </w:pPr>
+            <w:r>
+              <w:rPr>
+                <w:rFonts w:ascii="Arial" w:hAnsi="Arial" w:cs="Arial"/>
+              </w:rPr>
+              <w:t>Punto della situazione rispetto alla pianificazione</w:t>
+            </w:r>
+          </w:p>
+        </w:tc>
+      </w:tr>
+      <w:tr>
+        <w:tc>
+          <w:tcPr>
+            <w:tcW w:w="9854" w:type="dxa"/>
+          </w:tcPr>
+          <w:p>
+            <w:pPr>
+              <w:rPr>
+                <w:rFonts w:ascii="Arial" w:hAnsi="Arial" w:cs="Arial"/>
+              </w:rPr>
+            </w:pPr>
+          </w:p>
+        </w:tc>
+      </w:tr>
+    </w:tbl>
+    <w:p>
+      <w:pPr>
+        <w:rPr>
+          <w:rFonts w:ascii="Arial" w:hAnsi="Arial" w:cs="Arial"/>
+        </w:rPr>
+      </w:pPr>
+    </w:p>
+    <w:tbl>
+      <w:tblPr>
+        <w:tblStyle w:val="Grigliatabella"/>
+        <w:tblW w:w="0" w:type="auto"/>
+        <w:tblLook w:val="04A0" w:firstRow="1" w:lastRow="0" w:firstColumn="1" w:lastColumn="0" w:noHBand="0" w:noVBand="1"/>
+      </w:tblPr>
+      <w:tblGrid>
+        <w:gridCol w:w="9628"/>
+      </w:tblGrid>
+      <w:tr>
+        <w:tc>
+          <w:tcPr>
+            <w:tcW w:w="9854" w:type="dxa"/>
+            <w:shd w:val="clear" w:color="auto" w:fill="D9D9D9" w:themeFill="background1" w:themeFillShade="D9"/>
+          </w:tcPr>
+          <w:p>
+            <w:pPr>
+              <w:rPr>
+                <w:rFonts w:ascii="Arial" w:hAnsi="Arial" w:cs="Arial"/>
+              </w:rPr>
+            </w:pPr>
+            <w:r>
+              <w:rPr>
+                <w:rFonts w:ascii="Arial" w:hAnsi="Arial" w:cs="Arial"/>
+              </w:rPr>
+              <w:t>Programma di massima per la prossima giornata di lavoro</w:t>
+            </w:r>
+          </w:p>
+        </w:tc>
+      </w:tr>
+      <w:tr>
+        <w:tc>
+          <w:tcPr>
+            <w:tcW w:w="9854" w:type="dxa"/>
+          </w:tcPr>
+          <w:p>
+            <w:pPr>
+              <w:rPr>
+                <w:rFonts w:ascii="Arial" w:hAnsi="Arial" w:cs="Arial"/>
+              </w:rPr>
+            </w:pPr>
+          </w:p>
+        </w:tc>
+      </w:tr>
+    </w:tbl>
+    <w:p>
+      <w:pPr>
+        <w:rPr>
+          <w:rFonts w:ascii="Arial" w:hAnsi="Arial" w:cs="Arial"/>
+        </w:rPr>
+      </w:pPr>
+    </w:p>
+    <w:p>
+      <w:pPr>
+        <w:rPr>
+          <w:rFonts w:ascii="Arial" w:hAnsi="Arial" w:cs="Arial"/>
+        </w:rPr>
+      </w:pPr>
+      <w:r>
+        <w:rPr>
+          <w:rFonts w:ascii="Arial" w:hAnsi="Arial" w:cs="Arial"/>
+        </w:rPr>
+        <w:br w:type="page"/>
+      </w:r>
+    </w:p>
+    <w:p>
+      <w:pPr>
+        <w:pStyle w:val="Titolo2"/>
+        <w:pBdr>
+          <w:bottom w:val="single" w:sz="4" w:space="1" w:color="auto"/>
+        </w:pBdr>
+      </w:pPr>
+      <w:r>
+        <w:lastRenderedPageBreak/>
+        <w:t>Utilizzo Intelligenza Artificiale</w:t>
+      </w:r>
+      <w:r>
+        <w:t xml:space="preserve"> nella giornata</w:t>
+      </w:r>
+    </w:p>
+    <w:p>
+      <w:pPr>
+        <w:pStyle w:val="Nessunaspaziatura"/>
+        <w:rPr>
+          <w:rFonts w:ascii="Arial" w:hAnsi="Arial" w:cs="Arial"/>
+          <w:b/>
+          <w:bCs/>
+        </w:rPr>
+      </w:pPr>
+    </w:p>
+    <w:p>
+      <w:pPr>
+        <w:pStyle w:val="Nessunaspaziatura"/>
+        <w:rPr>
+          <w:rFonts w:ascii="Arial" w:hAnsi="Arial" w:cs="Arial"/>
+        </w:rPr>
+      </w:pPr>
+      <w:sdt>
+        <w:sdtPr>
+          <w:rPr>
+            <w:rFonts w:ascii="Segoe UI Symbol" w:hAnsi="Segoe UI Symbol" w:cs="Segoe UI Symbol"/>
+          </w:rPr>
+          <w:id w:val="1965536823"/>
+          <w14:checkbox>
+            <w14:checked w14:val="0"/>
+            <w14:checkedState w14:val="2612" w14:font="MS Gothic"/>
+            <w14:uncheckedState w14:val="2610" w14:font="MS Gothic"/>
+          </w14:checkbox>
+        </w:sdtPr>
+        <w:sdtContent>
+          <w:r>
+            <w:rPr>
+              <w:rFonts w:ascii="MS Gothic" w:eastAsia="MS Gothic" w:hAnsi="MS Gothic" w:cs="Segoe UI Symbol" w:hint="eastAsia"/>
+            </w:rPr>
+            <w:t>☐</w:t>
+          </w:r>
+        </w:sdtContent>
+      </w:sdt>
+      <w:r>
+        <w:rPr>
+          <w:rFonts w:ascii="Arial" w:hAnsi="Arial" w:cs="Arial"/>
+        </w:rPr>
+        <w:t xml:space="preserve"> Nessuno</w:t>
+      </w:r>
+      <w:r>
+        <w:br/>
+      </w:r>
+      <w:sdt>
+        <w:sdtPr>
+          <w:rPr>
+            <w:rFonts w:ascii="Segoe UI Symbol" w:hAnsi="Segoe UI Symbol" w:cs="Segoe UI Symbol"/>
+          </w:rPr>
+          <w:id w:val="-849175196"/>
+          <w14:checkbox>
+            <w14:checked w14:val="0"/>
+            <w14:checkedState w14:val="2612" w14:font="MS Gothic"/>
+            <w14:uncheckedState w14:val="2610" w14:font="MS Gothic"/>
+          </w14:checkbox>
+        </w:sdtPr>
+        <w:sdtContent>
+          <w:r>
+            <w:rPr>
+              <w:rFonts w:ascii="MS Gothic" w:eastAsia="MS Gothic" w:hAnsi="MS Gothic" w:cs="Segoe UI Symbol" w:hint="eastAsia"/>
+            </w:rPr>
+            <w:t>☐</w:t>
+          </w:r>
+        </w:sdtContent>
+      </w:sdt>
+      <w:r>
+        <w:rPr>
+          <w:rFonts w:ascii="Arial" w:hAnsi="Arial" w:cs="Arial"/>
+        </w:rPr>
+        <w:t xml:space="preserve"> Occasionale</w:t>
+      </w:r>
+      <w:r>
+        <w:br/>
+      </w:r>
+      <w:sdt>
+        <w:sdtPr>
+          <w:rPr>
+            <w:rFonts w:ascii="Segoe UI Symbol" w:hAnsi="Segoe UI Symbol" w:cs="Segoe UI Symbol"/>
+          </w:rPr>
+          <w:id w:val="2007704607"/>
+          <w14:checkbox>
+            <w14:checked w14:val="1"/>
+            <w14:checkedState w14:val="2612" w14:font="MS Gothic"/>
+            <w14:uncheckedState w14:val="2610" w14:font="MS Gothic"/>
+          </w14:checkbox>
+        </w:sdtPr>
+        <w:sdtContent>
+          <w:r>
+            <w:rPr>
+              <w:rFonts w:ascii="MS Gothic" w:eastAsia="MS Gothic" w:hAnsi="MS Gothic" w:cs="Segoe UI Symbol" w:hint="eastAsia"/>
+            </w:rPr>
+            <w:t>☒</w:t>
+          </w:r>
+        </w:sdtContent>
+      </w:sdt>
+      <w:r>
+        <w:rPr>
+          <w:rFonts w:ascii="Arial" w:hAnsi="Arial" w:cs="Arial"/>
+        </w:rPr>
+        <w:t xml:space="preserve"> Frequente</w:t>
+      </w:r>
+    </w:p>
+    <w:p>
+      <w:pPr>
+        <w:pStyle w:val="Nessunaspaziatura"/>
+        <w:rPr>
+          <w:rFonts w:ascii="Arial" w:hAnsi="Arial" w:cs="Arial"/>
+        </w:rPr>
+      </w:pPr>
+    </w:p>
+    <w:p>
+      <w:pPr>
         <w:pStyle w:val="Nessunaspaziatura"/>
         <w:spacing w:line="276" w:lineRule="auto"/>
         <w:rPr>
           <w:rFonts w:ascii="Arial" w:hAnsi="Arial" w:cs="Arial"/>
-          <w:u w:val="single"/>
+        </w:rPr>
+      </w:pPr>
+      <w:r>
+        <w:rPr>
+          <w:rFonts w:ascii="Arial" w:hAnsi="Arial" w:cs="Arial"/>
+          <w:b/>
+          <w:bCs/>
+        </w:rPr>
+        <w:t>Strumento/i utilizzato/i</w:t>
+      </w:r>
+      <w:r>
+        <w:rPr>
+          <w:rFonts w:ascii="Arial" w:hAnsi="Arial" w:cs="Arial"/>
+          <w:b/>
+          <w:bCs/>
+        </w:rPr>
+        <w:t xml:space="preserve"> </w:t>
+      </w:r>
+      <w:r>
+        <w:rPr>
+          <w:rFonts w:ascii="Arial" w:hAnsi="Arial" w:cs="Arial"/>
+        </w:rPr>
+        <w:t>(es. ChatGPT)</w:t>
+      </w:r>
+      <w:r>
+        <w:rPr>
+          <w:rFonts w:ascii="Arial" w:hAnsi="Arial" w:cs="Arial"/>
+        </w:rPr>
+        <w:t xml:space="preserve">: </w:t>
+      </w:r>
+      <w:sdt>
+        <w:sdtPr>
+          <w:rPr>
+            <w:rFonts w:ascii="Arial" w:hAnsi="Arial" w:cs="Arial"/>
+          </w:rPr>
+          <w:id w:val="236830852"/>
+          <w:placeholder>
+            <w:docPart w:val="E58E1C0139054A5CB258E3FBD4528F9E"/>
+          </w:placeholder>
+        </w:sdtPr>
+        <w:sdtContent>
+          <w:r>
+            <w:rPr>
+              <w:rFonts w:ascii="Arial" w:hAnsi="Arial" w:cs="Arial"/>
+            </w:rPr>
+            <w:t>ChatGPT</w:t>
+          </w:r>
+        </w:sdtContent>
+      </w:sdt>
+    </w:p>
+    <w:p>
+      <w:pPr>
+        <w:pStyle w:val="Nessunaspaziatura"/>
+        <w:rPr>
+          <w:rFonts w:ascii="Arial" w:hAnsi="Arial" w:cs="Arial"/>
+        </w:rPr>
+      </w:pPr>
+    </w:p>
+    <w:p>
+      <w:pPr>
+        <w:pStyle w:val="Nessunaspaziatura"/>
+        <w:rPr>
+          <w:rFonts w:ascii="Arial" w:hAnsi="Arial" w:cs="Arial"/>
+        </w:rPr>
+      </w:pPr>
+      <w:r>
+        <w:rPr>
+          <w:rFonts w:ascii="Arial" w:hAnsi="Arial" w:cs="Arial"/>
+          <w:b/>
+          <w:bCs/>
+        </w:rPr>
+        <w:t>Per cosa l’ho usata oggi</w:t>
+      </w:r>
+      <w:r>
+        <w:br/>
+      </w:r>
+      <w:sdt>
+        <w:sdtPr>
+          <w:rPr>
+            <w:rFonts w:ascii="Segoe UI Symbol" w:hAnsi="Segoe UI Symbol" w:cs="Segoe UI Symbol"/>
+          </w:rPr>
+          <w:id w:val="-182064249"/>
+          <w14:checkbox>
+            <w14:checked w14:val="0"/>
+            <w14:checkedState w14:val="2612" w14:font="MS Gothic"/>
+            <w14:uncheckedState w14:val="2610" w14:font="MS Gothic"/>
+          </w14:checkbox>
+        </w:sdtPr>
+        <w:sdtContent>
+          <w:r>
+            <w:rPr>
+              <w:rFonts w:ascii="MS Gothic" w:eastAsia="MS Gothic" w:hAnsi="MS Gothic" w:cs="Segoe UI Symbol" w:hint="eastAsia"/>
+            </w:rPr>
+            <w:t>☐</w:t>
+          </w:r>
+        </w:sdtContent>
+      </w:sdt>
+      <w:r>
+        <w:rPr>
+          <w:rFonts w:ascii="Arial" w:hAnsi="Arial" w:cs="Arial"/>
+        </w:rPr>
+        <w:t xml:space="preserve"> Chiarire concetti</w:t>
+      </w:r>
+      <w:r>
+        <w:br/>
+      </w:r>
+      <w:sdt>
+        <w:sdtPr>
+          <w:rPr>
+            <w:rFonts w:ascii="Segoe UI Symbol" w:hAnsi="Segoe UI Symbol" w:cs="Segoe UI Symbol"/>
+          </w:rPr>
+          <w:id w:val="271750557"/>
+          <w14:checkbox>
+            <w14:checked w14:val="1"/>
+            <w14:checkedState w14:val="2612" w14:font="MS Gothic"/>
+            <w14:uncheckedState w14:val="2610" w14:font="MS Gothic"/>
+          </w14:checkbox>
+        </w:sdtPr>
+        <w:sdtContent>
+          <w:r>
+            <w:rPr>
+              <w:rFonts w:ascii="MS Gothic" w:eastAsia="MS Gothic" w:hAnsi="MS Gothic" w:cs="Segoe UI Symbol" w:hint="eastAsia"/>
+            </w:rPr>
+            <w:t>☒</w:t>
+          </w:r>
+        </w:sdtContent>
+      </w:sdt>
+      <w:r>
+        <w:rPr>
+          <w:rFonts w:ascii="Arial" w:hAnsi="Arial" w:cs="Arial"/>
+        </w:rPr>
+        <w:t xml:space="preserve"> Supporto al codice</w:t>
+      </w:r>
+      <w:r>
+        <w:br/>
+      </w:r>
+      <w:sdt>
+        <w:sdtPr>
+          <w:rPr>
+            <w:rFonts w:ascii="Segoe UI Symbol" w:hAnsi="Segoe UI Symbol" w:cs="Segoe UI Symbol"/>
+          </w:rPr>
+          <w:id w:val="268831834"/>
+          <w14:checkbox>
+            <w14:checked w14:val="0"/>
+            <w14:checkedState w14:val="2612" w14:font="MS Gothic"/>
+            <w14:uncheckedState w14:val="2610" w14:font="MS Gothic"/>
+          </w14:checkbox>
+        </w:sdtPr>
+        <w:sdtContent>
+          <w:r>
+            <w:rPr>
+              <w:rFonts w:ascii="MS Gothic" w:eastAsia="MS Gothic" w:hAnsi="MS Gothic" w:cs="Segoe UI Symbol" w:hint="eastAsia"/>
+            </w:rPr>
+            <w:t>☐</w:t>
+          </w:r>
+        </w:sdtContent>
+      </w:sdt>
+      <w:r>
+        <w:rPr>
+          <w:rFonts w:ascii="Arial" w:hAnsi="Arial" w:cs="Arial"/>
+        </w:rPr>
+        <w:t xml:space="preserve"> Debug</w:t>
+      </w:r>
+      <w:r>
+        <w:br/>
+      </w:r>
+      <w:sdt>
+        <w:sdtPr>
+          <w:rPr>
+            <w:rFonts w:ascii="Segoe UI Symbol" w:hAnsi="Segoe UI Symbol" w:cs="Segoe UI Symbol"/>
+          </w:rPr>
+          <w:id w:val="471340518"/>
+          <w14:checkbox>
+            <w14:checked w14:val="0"/>
+            <w14:checkedState w14:val="2612" w14:font="MS Gothic"/>
+            <w14:uncheckedState w14:val="2610" w14:font="MS Gothic"/>
+          </w14:checkbox>
+        </w:sdtPr>
+        <w:sdtContent>
+          <w:r>
+            <w:rPr>
+              <w:rFonts w:ascii="MS Gothic" w:eastAsia="MS Gothic" w:hAnsi="MS Gothic" w:cs="Segoe UI Symbol" w:hint="eastAsia"/>
+            </w:rPr>
+            <w:t>☐</w:t>
+          </w:r>
+        </w:sdtContent>
+      </w:sdt>
+      <w:r>
+        <w:rPr>
+          <w:rFonts w:ascii="Arial" w:hAnsi="Arial" w:cs="Arial"/>
+        </w:rPr>
+        <w:t xml:space="preserve"> Riorganizzare idee / testi</w:t>
+      </w:r>
+      <w:r>
+        <w:br/>
+      </w:r>
+      <w:sdt>
+        <w:sdtPr>
+          <w:rPr>
+            <w:rFonts w:ascii="Segoe UI Symbol" w:hAnsi="Segoe UI Symbol" w:cs="Segoe UI Symbol"/>
+          </w:rPr>
+          <w:id w:val="1621723341"/>
+          <w14:checkbox>
+            <w14:checked w14:val="0"/>
+            <w14:checkedState w14:val="2612" w14:font="MS Gothic"/>
+            <w14:uncheckedState w14:val="2610" w14:font="MS Gothic"/>
+          </w14:checkbox>
+        </w:sdtPr>
+        <w:sdtContent>
+          <w:r>
+            <w:rPr>
+              <w:rFonts w:ascii="MS Gothic" w:eastAsia="MS Gothic" w:hAnsi="MS Gothic" w:cs="Segoe UI Symbol"/>
+            </w:rPr>
+            <w:t>☐</w:t>
+          </w:r>
+        </w:sdtContent>
+      </w:sdt>
+      <w:r>
+        <w:rPr>
+          <w:rFonts w:ascii="Arial" w:hAnsi="Arial" w:cs="Arial"/>
+        </w:rPr>
+        <w:t xml:space="preserve"> Altro: …</w:t>
+      </w:r>
+    </w:p>
+    <w:p>
+      <w:pPr>
+        <w:pStyle w:val="Nessunaspaziatura"/>
+        <w:rPr>
+          <w:rFonts w:ascii="Arial" w:hAnsi="Arial" w:cs="Arial"/>
+        </w:rPr>
+      </w:pPr>
+    </w:p>
+    <w:p>
+      <w:pPr>
+        <w:pStyle w:val="Nessunaspaziatura"/>
+        <w:rPr>
+          <w:rFonts w:ascii="Arial" w:hAnsi="Arial" w:cs="Arial"/>
+          <w:b/>
+          <w:bCs/>
+        </w:rPr>
+      </w:pPr>
+      <w:r>
+        <w:rPr>
+          <w:rFonts w:ascii="Arial" w:hAnsi="Arial" w:cs="Arial"/>
+          <w:b/>
+          <w:bCs/>
+        </w:rPr>
+        <w:t>Esempio significativo di utilizzo (UNO SOLO)</w:t>
+      </w:r>
+    </w:p>
+    <w:p>
+      <w:pPr>
+        <w:pStyle w:val="Nessunaspaziatura"/>
+        <w:rPr>
+          <w:rFonts w:ascii="Arial" w:hAnsi="Arial" w:cs="Arial"/>
+        </w:rPr>
+      </w:pPr>
+      <w:r>
+        <w:rPr>
+          <w:rFonts w:ascii="Arial" w:hAnsi="Arial" w:cs="Arial"/>
+        </w:rPr>
+        <w:t>Richieste di aiuto nel codice</w:t>
+      </w:r>
+    </w:p>
+    <w:p>
+      <w:pPr>
+        <w:pStyle w:val="Nessunaspaziatura"/>
+        <w:rPr>
+          <w:rFonts w:ascii="Arial" w:hAnsi="Arial" w:cs="Arial"/>
+        </w:rPr>
+      </w:pPr>
+    </w:p>
+    <w:p>
+      <w:pPr>
+        <w:pStyle w:val="Nessunaspaziatura"/>
+        <w:rPr>
+          <w:rFonts w:ascii="Arial" w:hAnsi="Arial" w:cs="Arial"/>
+        </w:rPr>
+      </w:pPr>
+      <w:r>
+        <w:rPr>
+          <w:rFonts w:ascii="Arial" w:hAnsi="Arial" w:cs="Arial"/>
+          <w:b/>
+          <w:bCs/>
+        </w:rPr>
+        <w:t>Cosa mi ha dato l’AI</w:t>
+      </w:r>
+    </w:p>
+    <w:p>
+      <w:pPr>
+        <w:pStyle w:val="Nessunaspaziatura"/>
+        <w:rPr>
+          <w:rFonts w:ascii="Arial" w:hAnsi="Arial" w:cs="Arial"/>
+        </w:rPr>
+      </w:pPr>
+      <w:r>
+        <w:rPr>
+          <w:rFonts w:ascii="Arial" w:hAnsi="Arial" w:cs="Arial"/>
+        </w:rPr>
+        <w:t>Possibili soluzioni</w:t>
+      </w:r>
+    </w:p>
+    <w:p>
+      <w:pPr>
+        <w:pStyle w:val="Nessunaspaziatura"/>
+        <w:rPr>
+          <w:rFonts w:ascii="Arial" w:hAnsi="Arial" w:cs="Arial"/>
+        </w:rPr>
+      </w:pPr>
+    </w:p>
+    <w:p>
+      <w:pPr>
+        <w:pStyle w:val="Nessunaspaziatura"/>
+        <w:rPr>
+          <w:rFonts w:ascii="Arial" w:hAnsi="Arial" w:cs="Arial"/>
+        </w:rPr>
+      </w:pPr>
+      <w:r>
+        <w:rPr>
+          <w:rFonts w:ascii="Arial" w:hAnsi="Arial" w:cs="Arial"/>
+          <w:b/>
+          <w:bCs/>
+        </w:rPr>
+        <w:t>Come l’ho usato io</w:t>
+      </w:r>
+      <w:r>
+        <w:rPr>
+          <w:rFonts w:ascii="Arial" w:hAnsi="Arial" w:cs="Arial"/>
+        </w:rPr>
+        <w:br/>
+      </w:r>
+      <w:sdt>
+        <w:sdtPr>
+          <w:rPr>
+            <w:rFonts w:ascii="Segoe UI Symbol" w:hAnsi="Segoe UI Symbol" w:cs="Segoe UI Symbol"/>
+          </w:rPr>
+          <w:id w:val="2066984479"/>
+          <w14:checkbox>
+            <w14:checked w14:val="0"/>
+            <w14:checkedState w14:val="2612" w14:font="MS Gothic"/>
+            <w14:uncheckedState w14:val="2610" w14:font="MS Gothic"/>
+          </w14:checkbox>
+        </w:sdtPr>
+        <w:sdtContent>
+          <w:r>
+            <w:rPr>
+              <w:rFonts w:ascii="MS Gothic" w:eastAsia="MS Gothic" w:hAnsi="MS Gothic" w:cs="Segoe UI Symbol" w:hint="eastAsia"/>
+            </w:rPr>
+            <w:t>☐</w:t>
+          </w:r>
+        </w:sdtContent>
+      </w:sdt>
+      <w:r>
+        <w:rPr>
+          <w:rFonts w:ascii="Arial" w:hAnsi="Arial" w:cs="Arial"/>
+        </w:rPr>
+        <w:t xml:space="preserve"> Copiato</w:t>
+      </w:r>
+      <w:r>
+        <w:rPr>
+          <w:rFonts w:ascii="Arial" w:hAnsi="Arial" w:cs="Arial"/>
+        </w:rPr>
+        <w:br/>
+      </w:r>
+      <w:sdt>
+        <w:sdtPr>
+          <w:rPr>
+            <w:rFonts w:ascii="Segoe UI Symbol" w:hAnsi="Segoe UI Symbol" w:cs="Segoe UI Symbol"/>
+          </w:rPr>
+          <w:id w:val="1193422559"/>
+          <w14:checkbox>
+            <w14:checked w14:val="1"/>
+            <w14:checkedState w14:val="2612" w14:font="MS Gothic"/>
+            <w14:uncheckedState w14:val="2610" w14:font="MS Gothic"/>
+          </w14:checkbox>
+        </w:sdtPr>
+        <w:sdtContent>
+          <w:r>
+            <w:rPr>
+              <w:rFonts w:ascii="MS Gothic" w:eastAsia="MS Gothic" w:hAnsi="MS Gothic" w:cs="Segoe UI Symbol" w:hint="eastAsia"/>
+            </w:rPr>
+            <w:t>☒</w:t>
+          </w:r>
+        </w:sdtContent>
+      </w:sdt>
+      <w:r>
+        <w:rPr>
+          <w:rFonts w:ascii="Arial" w:hAnsi="Arial" w:cs="Arial"/>
+        </w:rPr>
+        <w:t xml:space="preserve"> Adattato</w:t>
+      </w:r>
+      <w:r>
+        <w:rPr>
+          <w:rFonts w:ascii="Arial" w:hAnsi="Arial" w:cs="Arial"/>
+        </w:rPr>
+        <w:br/>
+      </w:r>
+      <w:sdt>
+        <w:sdtPr>
+          <w:rPr>
+            <w:rFonts w:ascii="Segoe UI Symbol" w:hAnsi="Segoe UI Symbol" w:cs="Segoe UI Symbol"/>
+          </w:rPr>
+          <w:id w:val="1581633729"/>
+          <w14:checkbox>
+            <w14:checked w14:val="0"/>
+            <w14:checkedState w14:val="2612" w14:font="MS Gothic"/>
+            <w14:uncheckedState w14:val="2610" w14:font="MS Gothic"/>
+          </w14:checkbox>
+        </w:sdtPr>
+        <w:sdtContent>
+          <w:r>
+            <w:rPr>
+              <w:rFonts w:ascii="MS Gothic" w:eastAsia="MS Gothic" w:hAnsi="MS Gothic" w:cs="Segoe UI Symbol" w:hint="eastAsia"/>
+            </w:rPr>
+            <w:t>☐</w:t>
+          </w:r>
+        </w:sdtContent>
+      </w:sdt>
+      <w:r>
+        <w:rPr>
+          <w:rFonts w:ascii="Arial" w:hAnsi="Arial" w:cs="Arial"/>
+        </w:rPr>
+        <w:t xml:space="preserve"> Usato solo per capire</w:t>
+      </w:r>
+      <w:r>
+        <w:rPr>
+          <w:rFonts w:ascii="Arial" w:hAnsi="Arial" w:cs="Arial"/>
+        </w:rPr>
+        <w:br/>
+      </w:r>
+      <w:sdt>
+        <w:sdtPr>
+          <w:rPr>
+            <w:rFonts w:ascii="Segoe UI Symbol" w:hAnsi="Segoe UI Symbol" w:cs="Segoe UI Symbol"/>
+          </w:rPr>
+          <w:id w:val="-261764219"/>
+          <w14:checkbox>
+            <w14:checked w14:val="0"/>
+            <w14:checkedState w14:val="2612" w14:font="MS Gothic"/>
+            <w14:uncheckedState w14:val="2610" w14:font="MS Gothic"/>
+          </w14:checkbox>
+        </w:sdtPr>
+        <w:sdtContent>
+          <w:r>
+            <w:rPr>
+              <w:rFonts w:ascii="MS Gothic" w:eastAsia="MS Gothic" w:hAnsi="MS Gothic" w:cs="Segoe UI Symbol" w:hint="eastAsia"/>
+            </w:rPr>
+            <w:t>☐</w:t>
+          </w:r>
+        </w:sdtContent>
+      </w:sdt>
+      <w:r>
+        <w:rPr>
+          <w:rFonts w:ascii="Arial" w:hAnsi="Arial" w:cs="Arial"/>
+        </w:rPr>
+        <w:t xml:space="preserve"> Scartato</w:t>
+      </w:r>
+    </w:p>
+    <w:p>
+      <w:pPr>
+        <w:pStyle w:val="Nessunaspaziatura"/>
+        <w:rPr>
+          <w:rFonts w:ascii="Arial" w:hAnsi="Arial" w:cs="Arial"/>
+        </w:rPr>
+      </w:pPr>
+    </w:p>
+    <w:p>
+      <w:pPr>
+        <w:pStyle w:val="Nessunaspaziatura"/>
+        <w:rPr>
+          <w:rFonts w:ascii="Arial" w:hAnsi="Arial" w:cs="Arial"/>
+        </w:rPr>
+      </w:pPr>
+    </w:p>
+    <w:p>
+      <w:pPr>
+        <w:pStyle w:val="Nessunaspaziatura"/>
+        <w:rPr>
+          <w:rFonts w:ascii="Arial" w:hAnsi="Arial" w:cs="Arial"/>
+        </w:rPr>
+      </w:pPr>
+      <w:r>
+        <w:rPr>
+          <w:rFonts w:ascii="Arial" w:hAnsi="Arial" w:cs="Arial"/>
+          <w:b/>
+          <w:bCs/>
+        </w:rPr>
+        <w:t>Cosa avrei fatto senza AI?</w:t>
+      </w:r>
+    </w:p>
+    <w:p>
+      <w:pPr>
+        <w:pStyle w:val="Nessunaspaziatura"/>
+        <w:spacing w:line="276" w:lineRule="auto"/>
+        <w:rPr>
+          <w:rFonts w:ascii="Arial" w:hAnsi="Arial" w:cs="Arial"/>
+        </w:rPr>
+      </w:pPr>
+      <w:r>
+        <w:rPr>
+          <w:rFonts w:ascii="Arial" w:hAnsi="Arial" w:cs="Arial"/>
+        </w:rPr>
+        <w:t>Sarei stato in difficoltà e ci avrei messo molto più tempo per sviluppare</w:t>
+      </w:r>
+    </w:p>
+    <w:p>
+      <w:pPr>
+        <w:pStyle w:val="Nessunaspaziatura"/>
+        <w:spacing w:line="276" w:lineRule="auto"/>
+        <w:rPr>
+          <w:rFonts w:ascii="Arial" w:hAnsi="Arial" w:cs="Arial"/>
+        </w:rPr>
+      </w:pPr>
+    </w:p>
+    <w:p>
+      <w:pPr>
+        <w:rPr>
+          <w:rFonts w:ascii="Arial" w:hAnsi="Arial" w:cs="Arial"/>
         </w:rPr>
       </w:pPr>
     </w:p>
@@ -13594,6 +14671,37 @@
         </w:p>
       </w:docPartBody>
     </w:docPart>
+    <w:docPart>
+      <w:docPartPr>
+        <w:name w:val="E58E1C0139054A5CB258E3FBD4528F9E"/>
+        <w:category>
+          <w:name w:val="Generale"/>
+          <w:gallery w:val="placeholder"/>
+        </w:category>
+        <w:types>
+          <w:type w:val="bbPlcHdr"/>
+        </w:types>
+        <w:behaviors>
+          <w:behavior w:val="content"/>
+        </w:behaviors>
+        <w:guid w:val="{B2E460DC-7CFD-408E-9F86-4428390D0D40}"/>
+      </w:docPartPr>
+      <w:docPartBody>
+        <w:p>
+          <w:pPr>
+            <w:pStyle w:val="E58E1C0139054A5CB258E3FBD4528F9E"/>
+          </w:pPr>
+          <w:r>
+            <w:rPr>
+              <w:rStyle w:val="Testosegnaposto"/>
+              <w:b/>
+              <w:bCs/>
+            </w:rPr>
+            <w:t>Nomi AI utilizzati</w:t>
+          </w:r>
+        </w:p>
+      </w:docPartBody>
+    </w:docPart>
   </w:docParts>
 </w:glossaryDocument>
 </file>
@@ -13747,6 +14855,7 @@
     <w:rsid w:val="00183CE8"/>
     <w:rsid w:val="0018556E"/>
     <w:rsid w:val="001874F8"/>
+    <w:rsid w:val="001878A3"/>
     <w:rsid w:val="00194D02"/>
     <w:rsid w:val="001977BE"/>
     <w:rsid w:val="001B7FAA"/>
@@ -13815,6 +14924,7 @@
     <w:rsid w:val="00636982"/>
     <w:rsid w:val="00636B75"/>
     <w:rsid w:val="0066409A"/>
+    <w:rsid w:val="006B5784"/>
     <w:rsid w:val="006B7DC0"/>
     <w:rsid w:val="006E02EF"/>
     <w:rsid w:val="00705B4E"/>
@@ -13848,6 +14958,7 @@
     <w:rsid w:val="00921164"/>
     <w:rsid w:val="00936D5A"/>
     <w:rsid w:val="009408EB"/>
+    <w:rsid w:val="00950E59"/>
     <w:rsid w:val="00952DCD"/>
     <w:rsid w:val="00980BB6"/>
     <w:rsid w:val="009A0397"/>
@@ -14382,7 +15493,7 @@
     <w:basedOn w:val="Carpredefinitoparagrafo"/>
     <w:uiPriority w:val="99"/>
     <w:semiHidden/>
-    <w:rsid w:val="00BD6EBD"/>
+    <w:rsid w:val="006B5784"/>
     <w:rPr>
       <w:color w:val="666666"/>
     </w:rPr>
@@ -14417,6 +15528,10 @@
   <w:style w:type="paragraph" w:customStyle="1" w:styleId="3C3F81BD7CCC4E29A1C0746382B5F878">
     <w:name w:val="3C3F81BD7CCC4E29A1C0746382B5F878"/>
     <w:rsid w:val="00BD6EBD"/>
+  </w:style>
+  <w:style w:type="paragraph" w:customStyle="1" w:styleId="E58E1C0139054A5CB258E3FBD4528F9E">
+    <w:name w:val="E58E1C0139054A5CB258E3FBD4528F9E"/>
+    <w:rsid w:val="006B5784"/>
   </w:style>
 </w:styles>
 </file>

--- a/1_Documentazione/David/Diario-David.docx
+++ b/1_Documentazione/David/Diario-David.docx
@@ -581,532 +581,6 @@
     </w:p>
     <w:p>
       <w:pPr>
-        <w:pStyle w:val="Nessunaspaziatura"/>
-        <w:spacing w:line="276" w:lineRule="auto"/>
-        <w:rPr>
-          <w:rFonts w:ascii="Arial" w:hAnsi="Arial" w:cs="Arial"/>
-        </w:rPr>
-      </w:pPr>
-      <w:r>
-        <w:rPr>
-          <w:rFonts w:ascii="Arial" w:hAnsi="Arial" w:cs="Arial"/>
-          <w:b/>
-          <w:bCs/>
-        </w:rPr>
-        <w:t>Strumento/i utilizzato/i</w:t>
-      </w:r>
-      <w:r>
-        <w:rPr>
-          <w:rFonts w:ascii="Arial" w:hAnsi="Arial" w:cs="Arial"/>
-          <w:b/>
-          <w:bCs/>
-        </w:rPr>
-        <w:t xml:space="preserve"> </w:t>
-      </w:r>
-      <w:r>
-        <w:rPr>
-          <w:rFonts w:ascii="Arial" w:hAnsi="Arial" w:cs="Arial"/>
-        </w:rPr>
-        <w:t>(es. ChatGPT)</w:t>
-      </w:r>
-      <w:r>
-        <w:rPr>
-          <w:rFonts w:ascii="Arial" w:hAnsi="Arial" w:cs="Arial"/>
-        </w:rPr>
-        <w:t xml:space="preserve">: </w:t>
-      </w:r>
-      <w:sdt>
-        <w:sdtPr>
-          <w:rPr>
-            <w:rFonts w:ascii="Arial" w:hAnsi="Arial" w:cs="Arial"/>
-          </w:rPr>
-          <w:id w:val="-2076569438"/>
-          <w:placeholder>
-            <w:docPart w:val="EEDD90D491DB4FA5AD1472410DF94164"/>
-          </w:placeholder>
-        </w:sdtPr>
-        <w:sdtContent>
-          <w:r>
-            <w:rPr>
-              <w:rFonts w:ascii="Arial" w:hAnsi="Arial" w:cs="Arial"/>
-            </w:rPr>
-            <w:t>ChatGPT</w:t>
-          </w:r>
-        </w:sdtContent>
-      </w:sdt>
-    </w:p>
-    <w:p>
-      <w:pPr>
-        <w:pStyle w:val="Nessunaspaziatura"/>
-        <w:rPr>
-          <w:rFonts w:ascii="Arial" w:hAnsi="Arial" w:cs="Arial"/>
-        </w:rPr>
-      </w:pPr>
-    </w:p>
-    <w:p>
-      <w:pPr>
-        <w:pStyle w:val="Nessunaspaziatura"/>
-        <w:rPr>
-          <w:rFonts w:ascii="Arial" w:hAnsi="Arial" w:cs="Arial"/>
-        </w:rPr>
-      </w:pPr>
-      <w:r>
-        <w:rPr>
-          <w:rFonts w:ascii="Arial" w:hAnsi="Arial" w:cs="Arial"/>
-          <w:b/>
-          <w:bCs/>
-        </w:rPr>
-        <w:t>Per cosa l’ho usata oggi</w:t>
-      </w:r>
-      <w:r>
-        <w:br/>
-      </w:r>
-      <w:sdt>
-        <w:sdtPr>
-          <w:rPr>
-            <w:rFonts w:ascii="Segoe UI Symbol" w:hAnsi="Segoe UI Symbol" w:cs="Segoe UI Symbol"/>
-          </w:rPr>
-          <w:id w:val="1884593211"/>
-          <w14:checkbox>
-            <w14:checked w14:val="0"/>
-            <w14:checkedState w14:val="2612" w14:font="MS Gothic"/>
-            <w14:uncheckedState w14:val="2610" w14:font="MS Gothic"/>
-          </w14:checkbox>
-        </w:sdtPr>
-        <w:sdtContent>
-          <w:r>
-            <w:rPr>
-              <w:rFonts w:ascii="MS Gothic" w:eastAsia="MS Gothic" w:hAnsi="MS Gothic" w:cs="Segoe UI Symbol" w:hint="eastAsia"/>
-            </w:rPr>
-            <w:t>☐</w:t>
-          </w:r>
-        </w:sdtContent>
-      </w:sdt>
-      <w:r>
-        <w:rPr>
-          <w:rFonts w:ascii="Arial" w:hAnsi="Arial" w:cs="Arial"/>
-        </w:rPr>
-        <w:t xml:space="preserve"> Chiarire concetti</w:t>
-      </w:r>
-      <w:r>
-        <w:br/>
-      </w:r>
-      <w:sdt>
-        <w:sdtPr>
-          <w:rPr>
-            <w:rFonts w:ascii="Segoe UI Symbol" w:hAnsi="Segoe UI Symbol" w:cs="Segoe UI Symbol"/>
-          </w:rPr>
-          <w:id w:val="-1631012876"/>
-          <w14:checkbox>
-            <w14:checked w14:val="0"/>
-            <w14:checkedState w14:val="2612" w14:font="MS Gothic"/>
-            <w14:uncheckedState w14:val="2610" w14:font="MS Gothic"/>
-          </w14:checkbox>
-        </w:sdtPr>
-        <w:sdtContent>
-          <w:r>
-            <w:rPr>
-              <w:rFonts w:ascii="MS Gothic" w:eastAsia="MS Gothic" w:hAnsi="MS Gothic" w:cs="Segoe UI Symbol" w:hint="eastAsia"/>
-            </w:rPr>
-            <w:t>☐</w:t>
-          </w:r>
-        </w:sdtContent>
-      </w:sdt>
-      <w:r>
-        <w:rPr>
-          <w:rFonts w:ascii="Arial" w:hAnsi="Arial" w:cs="Arial"/>
-        </w:rPr>
-        <w:t xml:space="preserve"> Supporto al codice</w:t>
-      </w:r>
-      <w:r>
-        <w:br/>
-      </w:r>
-      <w:sdt>
-        <w:sdtPr>
-          <w:rPr>
-            <w:rFonts w:ascii="Segoe UI Symbol" w:hAnsi="Segoe UI Symbol" w:cs="Segoe UI Symbol"/>
-          </w:rPr>
-          <w:id w:val="-1613741001"/>
-          <w14:checkbox>
-            <w14:checked w14:val="0"/>
-            <w14:checkedState w14:val="2612" w14:font="MS Gothic"/>
-            <w14:uncheckedState w14:val="2610" w14:font="MS Gothic"/>
-          </w14:checkbox>
-        </w:sdtPr>
-        <w:sdtContent>
-          <w:r>
-            <w:rPr>
-              <w:rFonts w:ascii="MS Gothic" w:eastAsia="MS Gothic" w:hAnsi="MS Gothic" w:cs="Segoe UI Symbol" w:hint="eastAsia"/>
-            </w:rPr>
-            <w:t>☐</w:t>
-          </w:r>
-        </w:sdtContent>
-      </w:sdt>
-      <w:r>
-        <w:rPr>
-          <w:rFonts w:ascii="Arial" w:hAnsi="Arial" w:cs="Arial"/>
-        </w:rPr>
-        <w:t xml:space="preserve"> Debug</w:t>
-      </w:r>
-      <w:r>
-        <w:br/>
-      </w:r>
-      <w:sdt>
-        <w:sdtPr>
-          <w:rPr>
-            <w:rFonts w:ascii="Segoe UI Symbol" w:hAnsi="Segoe UI Symbol" w:cs="Segoe UI Symbol"/>
-          </w:rPr>
-          <w:id w:val="2095202320"/>
-          <w14:checkbox>
-            <w14:checked w14:val="0"/>
-            <w14:checkedState w14:val="2612" w14:font="MS Gothic"/>
-            <w14:uncheckedState w14:val="2610" w14:font="MS Gothic"/>
-          </w14:checkbox>
-        </w:sdtPr>
-        <w:sdtContent>
-          <w:r>
-            <w:rPr>
-              <w:rFonts w:ascii="MS Gothic" w:eastAsia="MS Gothic" w:hAnsi="MS Gothic" w:cs="Segoe UI Symbol" w:hint="eastAsia"/>
-            </w:rPr>
-            <w:t>☐</w:t>
-          </w:r>
-        </w:sdtContent>
-      </w:sdt>
-      <w:r>
-        <w:rPr>
-          <w:rFonts w:ascii="Arial" w:hAnsi="Arial" w:cs="Arial"/>
-        </w:rPr>
-        <w:t xml:space="preserve"> Riorganizzare idee / testi</w:t>
-      </w:r>
-      <w:r>
-        <w:br/>
-      </w:r>
-      <w:sdt>
-        <w:sdtPr>
-          <w:rPr>
-            <w:rFonts w:ascii="Segoe UI Symbol" w:hAnsi="Segoe UI Symbol" w:cs="Segoe UI Symbol"/>
-          </w:rPr>
-          <w:id w:val="1630749212"/>
-          <w14:checkbox>
-            <w14:checked w14:val="0"/>
-            <w14:checkedState w14:val="2612" w14:font="MS Gothic"/>
-            <w14:uncheckedState w14:val="2610" w14:font="MS Gothic"/>
-          </w14:checkbox>
-        </w:sdtPr>
-        <w:sdtContent>
-          <w:r>
-            <w:rPr>
-              <w:rFonts w:ascii="MS Gothic" w:eastAsia="MS Gothic" w:hAnsi="MS Gothic" w:cs="Segoe UI Symbol"/>
-            </w:rPr>
-            <w:t>☐</w:t>
-          </w:r>
-        </w:sdtContent>
-      </w:sdt>
-      <w:r>
-        <w:rPr>
-          <w:rFonts w:ascii="Arial" w:hAnsi="Arial" w:cs="Arial"/>
-        </w:rPr>
-        <w:t xml:space="preserve"> Altro: …</w:t>
-      </w:r>
-    </w:p>
-    <w:p>
-      <w:pPr>
-        <w:pStyle w:val="Nessunaspaziatura"/>
-        <w:rPr>
-          <w:rFonts w:ascii="Arial" w:hAnsi="Arial" w:cs="Arial"/>
-        </w:rPr>
-      </w:pPr>
-    </w:p>
-    <w:p>
-      <w:pPr>
-        <w:pStyle w:val="Nessunaspaziatura"/>
-        <w:rPr>
-          <w:rFonts w:ascii="Arial" w:hAnsi="Arial" w:cs="Arial"/>
-          <w:b/>
-          <w:bCs/>
-        </w:rPr>
-      </w:pPr>
-      <w:r>
-        <w:rPr>
-          <w:rFonts w:ascii="Arial" w:hAnsi="Arial" w:cs="Arial"/>
-          <w:b/>
-          <w:bCs/>
-        </w:rPr>
-        <w:t>Esempio significativo di utilizzo (UNO SOLO)</w:t>
-      </w:r>
-    </w:p>
-    <w:p>
-      <w:pPr>
-        <w:pStyle w:val="Nessunaspaziatura"/>
-        <w:rPr>
-          <w:rFonts w:ascii="Arial" w:hAnsi="Arial" w:cs="Arial"/>
-        </w:rPr>
-      </w:pPr>
-      <w:r>
-        <w:rPr>
-          <w:rFonts w:ascii="Arial" w:hAnsi="Arial" w:cs="Arial"/>
-        </w:rPr>
-        <w:t xml:space="preserve">Riporta </w:t>
-      </w:r>
-      <w:r>
-        <w:rPr>
-          <w:rFonts w:ascii="Arial" w:hAnsi="Arial" w:cs="Arial"/>
-          <w:i/>
-          <w:iCs/>
-        </w:rPr>
-        <w:t>un</w:t>
-      </w:r>
-      <w:r>
-        <w:rPr>
-          <w:rFonts w:ascii="Arial" w:hAnsi="Arial" w:cs="Arial"/>
-        </w:rPr>
-        <w:t xml:space="preserve"> prompt rilevante oppure descrivilo a parole se ce ne sono stati molti.</w:t>
-      </w:r>
-    </w:p>
-    <w:p>
-      <w:pPr>
-        <w:pStyle w:val="Nessunaspaziatura"/>
-        <w:rPr>
-          <w:rFonts w:ascii="Arial" w:hAnsi="Arial" w:cs="Arial"/>
-        </w:rPr>
-      </w:pPr>
-      <w:bookmarkStart w:id="3" w:name="_Hlk219186319"/>
-    </w:p>
-    <w:p>
-      <w:pPr>
-        <w:pStyle w:val="Nessunaspaziatura"/>
-        <w:rPr>
-          <w:rFonts w:ascii="Arial" w:hAnsi="Arial" w:cs="Arial"/>
-        </w:rPr>
-      </w:pPr>
-      <w:r>
-        <w:rPr>
-          <w:rFonts w:ascii="Arial" w:hAnsi="Arial" w:cs="Arial"/>
-          <w:b/>
-          <w:bCs/>
-        </w:rPr>
-        <w:t>Cosa mi ha dato l’AI</w:t>
-      </w:r>
-    </w:p>
-    <w:p>
-      <w:pPr>
-        <w:pStyle w:val="Nessunaspaziatura"/>
-        <w:rPr>
-          <w:rFonts w:ascii="Arial" w:hAnsi="Arial" w:cs="Arial"/>
-        </w:rPr>
-      </w:pPr>
-      <w:r>
-        <w:rPr>
-          <w:rFonts w:ascii="Arial" w:hAnsi="Arial" w:cs="Arial"/>
-        </w:rPr>
-        <w:t>Spiegazione, esempio, soluzione, suggerimento…</w:t>
-      </w:r>
-      <w:bookmarkEnd w:id="3"/>
-    </w:p>
-    <w:p>
-      <w:pPr>
-        <w:pStyle w:val="Nessunaspaziatura"/>
-        <w:rPr>
-          <w:rFonts w:ascii="Arial" w:hAnsi="Arial" w:cs="Arial"/>
-        </w:rPr>
-      </w:pPr>
-      <w:r>
-        <w:rPr>
-          <w:rFonts w:ascii="Arial" w:hAnsi="Arial" w:cs="Arial"/>
-        </w:rPr>
-        <w:t>Possibili errori e soluzioni</w:t>
-      </w:r>
-    </w:p>
-    <w:p>
-      <w:pPr>
-        <w:pStyle w:val="Nessunaspaziatura"/>
-        <w:rPr>
-          <w:rFonts w:ascii="Arial" w:hAnsi="Arial" w:cs="Arial"/>
-        </w:rPr>
-      </w:pPr>
-    </w:p>
-    <w:p>
-      <w:pPr>
-        <w:pStyle w:val="Nessunaspaziatura"/>
-        <w:rPr>
-          <w:rFonts w:ascii="Arial" w:hAnsi="Arial" w:cs="Arial"/>
-        </w:rPr>
-      </w:pPr>
-      <w:r>
-        <w:rPr>
-          <w:rFonts w:ascii="Arial" w:hAnsi="Arial" w:cs="Arial"/>
-          <w:b/>
-          <w:bCs/>
-        </w:rPr>
-        <w:t>Come l’ho usato io</w:t>
-      </w:r>
-      <w:r>
-        <w:rPr>
-          <w:rFonts w:ascii="Arial" w:hAnsi="Arial" w:cs="Arial"/>
-        </w:rPr>
-        <w:br/>
-      </w:r>
-      <w:sdt>
-        <w:sdtPr>
-          <w:rPr>
-            <w:rFonts w:ascii="Segoe UI Symbol" w:hAnsi="Segoe UI Symbol" w:cs="Segoe UI Symbol"/>
-          </w:rPr>
-          <w:id w:val="-1896963747"/>
-          <w14:checkbox>
-            <w14:checked w14:val="0"/>
-            <w14:checkedState w14:val="2612" w14:font="MS Gothic"/>
-            <w14:uncheckedState w14:val="2610" w14:font="MS Gothic"/>
-          </w14:checkbox>
-        </w:sdtPr>
-        <w:sdtContent>
-          <w:r>
-            <w:rPr>
-              <w:rFonts w:ascii="MS Gothic" w:eastAsia="MS Gothic" w:hAnsi="MS Gothic" w:cs="Segoe UI Symbol" w:hint="eastAsia"/>
-            </w:rPr>
-            <w:t>☐</w:t>
-          </w:r>
-        </w:sdtContent>
-      </w:sdt>
-      <w:r>
-        <w:rPr>
-          <w:rFonts w:ascii="Arial" w:hAnsi="Arial" w:cs="Arial"/>
-        </w:rPr>
-        <w:t xml:space="preserve"> Copiato</w:t>
-      </w:r>
-      <w:r>
-        <w:rPr>
-          <w:rFonts w:ascii="Arial" w:hAnsi="Arial" w:cs="Arial"/>
-        </w:rPr>
-        <w:br/>
-      </w:r>
-      <w:sdt>
-        <w:sdtPr>
-          <w:rPr>
-            <w:rFonts w:ascii="Segoe UI Symbol" w:hAnsi="Segoe UI Symbol" w:cs="Segoe UI Symbol"/>
-          </w:rPr>
-          <w:id w:val="1841200741"/>
-          <w14:checkbox>
-            <w14:checked w14:val="0"/>
-            <w14:checkedState w14:val="2612" w14:font="MS Gothic"/>
-            <w14:uncheckedState w14:val="2610" w14:font="MS Gothic"/>
-          </w14:checkbox>
-        </w:sdtPr>
-        <w:sdtContent>
-          <w:r>
-            <w:rPr>
-              <w:rFonts w:ascii="MS Gothic" w:eastAsia="MS Gothic" w:hAnsi="MS Gothic" w:cs="Segoe UI Symbol" w:hint="eastAsia"/>
-            </w:rPr>
-            <w:t>☐</w:t>
-          </w:r>
-        </w:sdtContent>
-      </w:sdt>
-      <w:r>
-        <w:rPr>
-          <w:rFonts w:ascii="Arial" w:hAnsi="Arial" w:cs="Arial"/>
-        </w:rPr>
-        <w:t xml:space="preserve"> Adattato</w:t>
-      </w:r>
-      <w:r>
-        <w:rPr>
-          <w:rFonts w:ascii="Arial" w:hAnsi="Arial" w:cs="Arial"/>
-        </w:rPr>
-        <w:br/>
-      </w:r>
-      <w:sdt>
-        <w:sdtPr>
-          <w:rPr>
-            <w:rFonts w:ascii="Segoe UI Symbol" w:hAnsi="Segoe UI Symbol" w:cs="Segoe UI Symbol"/>
-          </w:rPr>
-          <w:id w:val="360722047"/>
-          <w14:checkbox>
-            <w14:checked w14:val="0"/>
-            <w14:checkedState w14:val="2612" w14:font="MS Gothic"/>
-            <w14:uncheckedState w14:val="2610" w14:font="MS Gothic"/>
-          </w14:checkbox>
-        </w:sdtPr>
-        <w:sdtContent>
-          <w:r>
-            <w:rPr>
-              <w:rFonts w:ascii="MS Gothic" w:eastAsia="MS Gothic" w:hAnsi="MS Gothic" w:cs="Segoe UI Symbol" w:hint="eastAsia"/>
-            </w:rPr>
-            <w:t>☐</w:t>
-          </w:r>
-        </w:sdtContent>
-      </w:sdt>
-      <w:r>
-        <w:rPr>
-          <w:rFonts w:ascii="Arial" w:hAnsi="Arial" w:cs="Arial"/>
-        </w:rPr>
-        <w:t xml:space="preserve"> Usato solo per capire</w:t>
-      </w:r>
-      <w:r>
-        <w:rPr>
-          <w:rFonts w:ascii="Arial" w:hAnsi="Arial" w:cs="Arial"/>
-        </w:rPr>
-        <w:br/>
-      </w:r>
-      <w:sdt>
-        <w:sdtPr>
-          <w:rPr>
-            <w:rFonts w:ascii="Segoe UI Symbol" w:hAnsi="Segoe UI Symbol" w:cs="Segoe UI Symbol"/>
-          </w:rPr>
-          <w:id w:val="1550802084"/>
-          <w14:checkbox>
-            <w14:checked w14:val="0"/>
-            <w14:checkedState w14:val="2612" w14:font="MS Gothic"/>
-            <w14:uncheckedState w14:val="2610" w14:font="MS Gothic"/>
-          </w14:checkbox>
-        </w:sdtPr>
-        <w:sdtContent>
-          <w:r>
-            <w:rPr>
-              <w:rFonts w:ascii="MS Gothic" w:eastAsia="MS Gothic" w:hAnsi="MS Gothic" w:cs="Segoe UI Symbol" w:hint="eastAsia"/>
-            </w:rPr>
-            <w:t>☐</w:t>
-          </w:r>
-        </w:sdtContent>
-      </w:sdt>
-      <w:r>
-        <w:rPr>
-          <w:rFonts w:ascii="Arial" w:hAnsi="Arial" w:cs="Arial"/>
-        </w:rPr>
-        <w:t xml:space="preserve"> Scartato</w:t>
-      </w:r>
-    </w:p>
-    <w:p>
-      <w:pPr>
-        <w:pStyle w:val="Nessunaspaziatura"/>
-        <w:rPr>
-          <w:rFonts w:ascii="Arial" w:hAnsi="Arial" w:cs="Arial"/>
-        </w:rPr>
-      </w:pPr>
-    </w:p>
-    <w:p>
-      <w:pPr>
-        <w:pStyle w:val="Nessunaspaziatura"/>
-        <w:rPr>
-          <w:rFonts w:ascii="Arial" w:hAnsi="Arial" w:cs="Arial"/>
-        </w:rPr>
-      </w:pPr>
-    </w:p>
-    <w:p>
-      <w:pPr>
-        <w:pStyle w:val="Nessunaspaziatura"/>
-        <w:rPr>
-          <w:rFonts w:ascii="Arial" w:hAnsi="Arial" w:cs="Arial"/>
-        </w:rPr>
-      </w:pPr>
-      <w:r>
-        <w:rPr>
-          <w:rFonts w:ascii="Arial" w:hAnsi="Arial" w:cs="Arial"/>
-          <w:b/>
-          <w:bCs/>
-        </w:rPr>
-        <w:t>Cosa avrei fatto senza AI?</w:t>
-      </w:r>
-    </w:p>
-    <w:p>
-      <w:pPr>
         <w:rPr>
           <w:rFonts w:ascii="Arial" w:hAnsi="Arial" w:cs="Arial"/>
         </w:rPr>
@@ -3351,7 +2825,7 @@
               <w:rPr>
                 <w:rFonts w:ascii="Arial" w:hAnsi="Arial" w:cs="Arial"/>
               </w:rPr>
-              <w:t>Scuola Arti e Mestieri / CPT Trevano-Canobbio</w:t>
+              <w:t>Casa</w:t>
             </w:r>
           </w:p>
         </w:tc>
@@ -4431,7 +3905,7 @@
               <w:rPr>
                 <w:rFonts w:ascii="Arial" w:hAnsi="Arial" w:cs="Arial"/>
               </w:rPr>
-              <w:t>Scuola Arti e Mestieri / CPT Trevano-Canobbio</w:t>
+              <w:t>Casa</w:t>
             </w:r>
           </w:p>
         </w:tc>
@@ -5710,16 +5184,8 @@
               <w:rPr>
                 <w:rFonts w:ascii="Arial" w:hAnsi="Arial" w:cs="Arial"/>
               </w:rPr>
-              <w:t xml:space="preserve">Stile, impostazioni, </w:t>
+              <w:t>Stile, impostazioni, ecc</w:t>
             </w:r>
-            <w:proofErr w:type="spellStart"/>
-            <w:r>
-              <w:rPr>
-                <w:rFonts w:ascii="Arial" w:hAnsi="Arial" w:cs="Arial"/>
-              </w:rPr>
-              <w:t>ecc</w:t>
-            </w:r>
-            <w:proofErr w:type="spellEnd"/>
           </w:p>
         </w:tc>
       </w:tr>
@@ -6560,6 +6026,616 @@
           <w:rFonts w:ascii="Arial" w:hAnsi="Arial" w:cs="Arial"/>
         </w:rPr>
       </w:pPr>
+      <w:r>
+        <w:rPr>
+          <w:rFonts w:ascii="Arial" w:hAnsi="Arial" w:cs="Arial"/>
+        </w:rPr>
+        <w:br w:type="page"/>
+      </w:r>
+    </w:p>
+    <w:tbl>
+      <w:tblPr>
+        <w:tblStyle w:val="Grigliatabella"/>
+        <w:tblW w:w="5000" w:type="pct"/>
+        <w:tblLook w:val="04A0" w:firstRow="1" w:lastRow="0" w:firstColumn="1" w:lastColumn="0" w:noHBand="0" w:noVBand="1"/>
+      </w:tblPr>
+      <w:tblGrid>
+        <w:gridCol w:w="2407"/>
+        <w:gridCol w:w="2407"/>
+        <w:gridCol w:w="2407"/>
+        <w:gridCol w:w="2407"/>
+      </w:tblGrid>
+      <w:tr>
+        <w:trPr>
+          <w:trHeight w:val="199"/>
+        </w:trPr>
+        <w:tc>
+          <w:tcPr>
+            <w:tcW w:w="1250" w:type="pct"/>
+            <w:vAlign w:val="center"/>
+          </w:tcPr>
+          <w:p>
+            <w:pPr>
+              <w:rPr>
+                <w:rFonts w:ascii="Arial" w:hAnsi="Arial" w:cs="Arial"/>
+              </w:rPr>
+            </w:pPr>
+            <w:r>
+              <w:rPr>
+                <w:rFonts w:ascii="Arial" w:hAnsi="Arial" w:cs="Arial"/>
+              </w:rPr>
+              <w:lastRenderedPageBreak/>
+              <w:t>Luogo</w:t>
+            </w:r>
+          </w:p>
+        </w:tc>
+        <w:tc>
+          <w:tcPr>
+            <w:tcW w:w="3750" w:type="pct"/>
+            <w:gridSpan w:val="3"/>
+            <w:vAlign w:val="center"/>
+          </w:tcPr>
+          <w:p>
+            <w:pPr>
+              <w:rPr>
+                <w:rFonts w:ascii="Arial" w:hAnsi="Arial" w:cs="Arial"/>
+              </w:rPr>
+            </w:pPr>
+            <w:r>
+              <w:rPr>
+                <w:rFonts w:ascii="Arial" w:hAnsi="Arial" w:cs="Arial"/>
+              </w:rPr>
+              <w:t>Scuola Arti e Mestieri / CPT Trevano-Canobbio</w:t>
+            </w:r>
+          </w:p>
+        </w:tc>
+      </w:tr>
+      <w:tr>
+        <w:trPr>
+          <w:trHeight w:val="196"/>
+        </w:trPr>
+        <w:tc>
+          <w:tcPr>
+            <w:tcW w:w="1250" w:type="pct"/>
+            <w:vAlign w:val="center"/>
+          </w:tcPr>
+          <w:p>
+            <w:pPr>
+              <w:rPr>
+                <w:rFonts w:ascii="Arial" w:hAnsi="Arial" w:cs="Arial"/>
+              </w:rPr>
+            </w:pPr>
+            <w:r>
+              <w:rPr>
+                <w:rFonts w:ascii="Arial" w:hAnsi="Arial" w:cs="Arial"/>
+              </w:rPr>
+              <w:t>Data</w:t>
+            </w:r>
+          </w:p>
+        </w:tc>
+        <w:tc>
+          <w:tcPr>
+            <w:tcW w:w="3750" w:type="pct"/>
+            <w:gridSpan w:val="3"/>
+            <w:vAlign w:val="center"/>
+          </w:tcPr>
+          <w:p>
+            <w:pPr>
+              <w:rPr>
+                <w:rFonts w:ascii="Arial" w:hAnsi="Arial" w:cs="Arial"/>
+              </w:rPr>
+            </w:pPr>
+            <w:r>
+              <w:rPr>
+                <w:rFonts w:ascii="Arial" w:hAnsi="Arial" w:cs="Arial"/>
+              </w:rPr>
+              <w:t>0</w:t>
+            </w:r>
+            <w:r>
+              <w:rPr>
+                <w:rFonts w:ascii="Arial" w:hAnsi="Arial" w:cs="Arial"/>
+              </w:rPr>
+              <w:t>5</w:t>
+            </w:r>
+            <w:r>
+              <w:rPr>
+                <w:rFonts w:ascii="Arial" w:hAnsi="Arial" w:cs="Arial"/>
+              </w:rPr>
+              <w:t>.0</w:t>
+            </w:r>
+            <w:r>
+              <w:rPr>
+                <w:rFonts w:ascii="Arial" w:hAnsi="Arial" w:cs="Arial"/>
+              </w:rPr>
+              <w:t>6</w:t>
+            </w:r>
+            <w:r>
+              <w:rPr>
+                <w:rFonts w:ascii="Arial" w:hAnsi="Arial" w:cs="Arial"/>
+              </w:rPr>
+              <w:t>.2026</w:t>
+            </w:r>
+          </w:p>
+        </w:tc>
+      </w:tr>
+      <w:tr>
+        <w:trPr>
+          <w:trHeight w:val="250"/>
+        </w:trPr>
+        <w:tc>
+          <w:tcPr>
+            <w:tcW w:w="1250" w:type="pct"/>
+            <w:vAlign w:val="center"/>
+          </w:tcPr>
+          <w:p>
+            <w:pPr>
+              <w:rPr>
+                <w:rFonts w:ascii="Arial" w:hAnsi="Arial" w:cs="Arial"/>
+              </w:rPr>
+            </w:pPr>
+            <w:r>
+              <w:rPr>
+                <w:rFonts w:ascii="Arial" w:hAnsi="Arial" w:cs="Arial"/>
+              </w:rPr>
+              <w:t>Mattino</w:t>
+            </w:r>
+          </w:p>
+        </w:tc>
+        <w:tc>
+          <w:tcPr>
+            <w:tcW w:w="1250" w:type="pct"/>
+            <w:vAlign w:val="center"/>
+          </w:tcPr>
+          <w:p>
+            <w:pPr>
+              <w:rPr>
+                <w:rFonts w:ascii="Arial" w:hAnsi="Arial" w:cs="Arial"/>
+              </w:rPr>
+            </w:pPr>
+          </w:p>
+        </w:tc>
+        <w:tc>
+          <w:tcPr>
+            <w:tcW w:w="1250" w:type="pct"/>
+            <w:vAlign w:val="center"/>
+          </w:tcPr>
+          <w:p>
+            <w:pPr>
+              <w:rPr>
+                <w:rFonts w:ascii="Arial" w:hAnsi="Arial" w:cs="Arial"/>
+              </w:rPr>
+            </w:pPr>
+            <w:r>
+              <w:rPr>
+                <w:rFonts w:ascii="Arial" w:hAnsi="Arial" w:cs="Arial"/>
+              </w:rPr>
+              <w:t>Pomeriggio</w:t>
+            </w:r>
+          </w:p>
+        </w:tc>
+        <w:tc>
+          <w:tcPr>
+            <w:tcW w:w="1250" w:type="pct"/>
+            <w:vAlign w:val="center"/>
+          </w:tcPr>
+          <w:p>
+            <w:pPr>
+              <w:rPr>
+                <w:rFonts w:ascii="Arial" w:hAnsi="Arial" w:cs="Arial"/>
+              </w:rPr>
+            </w:pPr>
+            <w:r>
+              <w:rPr>
+                <w:rFonts w:ascii="Arial" w:hAnsi="Arial" w:cs="Arial"/>
+              </w:rPr>
+              <w:t>1</w:t>
+            </w:r>
+            <w:r>
+              <w:rPr>
+                <w:rFonts w:ascii="Arial" w:hAnsi="Arial" w:cs="Arial"/>
+              </w:rPr>
+              <w:t>6</w:t>
+            </w:r>
+            <w:r>
+              <w:rPr>
+                <w:rFonts w:ascii="Arial" w:hAnsi="Arial" w:cs="Arial"/>
+              </w:rPr>
+              <w:t>:</w:t>
+            </w:r>
+            <w:r>
+              <w:rPr>
+                <w:rFonts w:ascii="Arial" w:hAnsi="Arial" w:cs="Arial"/>
+              </w:rPr>
+              <w:t>00</w:t>
+            </w:r>
+            <w:r>
+              <w:rPr>
+                <w:rFonts w:ascii="Arial" w:hAnsi="Arial" w:cs="Arial"/>
+              </w:rPr>
+              <w:t>-16:30</w:t>
+            </w:r>
+          </w:p>
+        </w:tc>
+      </w:tr>
+    </w:tbl>
+    <w:p>
+      <w:pPr>
+        <w:rPr>
+          <w:rFonts w:ascii="Arial" w:hAnsi="Arial" w:cs="Arial"/>
+        </w:rPr>
+      </w:pPr>
+    </w:p>
+    <w:tbl>
+      <w:tblPr>
+        <w:tblStyle w:val="Grigliatabella"/>
+        <w:tblW w:w="0" w:type="auto"/>
+        <w:tblLook w:val="04A0" w:firstRow="1" w:lastRow="0" w:firstColumn="1" w:lastColumn="0" w:noHBand="0" w:noVBand="1"/>
+      </w:tblPr>
+      <w:tblGrid>
+        <w:gridCol w:w="9628"/>
+      </w:tblGrid>
+      <w:tr>
+        <w:tc>
+          <w:tcPr>
+            <w:tcW w:w="9854" w:type="dxa"/>
+            <w:shd w:val="clear" w:color="auto" w:fill="D9D9D9" w:themeFill="background1" w:themeFillShade="D9"/>
+          </w:tcPr>
+          <w:p>
+            <w:pPr>
+              <w:rPr>
+                <w:rFonts w:ascii="Arial" w:hAnsi="Arial" w:cs="Arial"/>
+              </w:rPr>
+            </w:pPr>
+            <w:r>
+              <w:rPr>
+                <w:rFonts w:ascii="Arial" w:hAnsi="Arial" w:cs="Arial"/>
+              </w:rPr>
+              <w:t>Lavori svolti</w:t>
+            </w:r>
+          </w:p>
+        </w:tc>
+      </w:tr>
+      <w:tr>
+        <w:trPr>
+          <w:trHeight w:val="4050"/>
+        </w:trPr>
+        <w:tc>
+          <w:tcPr>
+            <w:tcW w:w="9854" w:type="dxa"/>
+          </w:tcPr>
+          <w:p>
+            <w:pPr>
+              <w:pStyle w:val="Paragrafoelenco"/>
+              <w:rPr>
+                <w:rFonts w:ascii="Arial" w:hAnsi="Arial" w:cs="Arial"/>
+              </w:rPr>
+            </w:pPr>
+            <w:r>
+              <w:rPr>
+                <w:rFonts w:ascii="Arial" w:hAnsi="Arial" w:cs="Arial"/>
+              </w:rPr>
+              <w:t>DEMO</w:t>
+            </w:r>
+          </w:p>
+        </w:tc>
+      </w:tr>
+    </w:tbl>
+    <w:p>
+      <w:pPr>
+        <w:rPr>
+          <w:rFonts w:ascii="Arial" w:hAnsi="Arial" w:cs="Arial"/>
+        </w:rPr>
+      </w:pPr>
+    </w:p>
+    <w:tbl>
+      <w:tblPr>
+        <w:tblStyle w:val="Grigliatabella"/>
+        <w:tblW w:w="0" w:type="auto"/>
+        <w:tblLook w:val="04A0" w:firstRow="1" w:lastRow="0" w:firstColumn="1" w:lastColumn="0" w:noHBand="0" w:noVBand="1"/>
+      </w:tblPr>
+      <w:tblGrid>
+        <w:gridCol w:w="9628"/>
+      </w:tblGrid>
+      <w:tr>
+        <w:tc>
+          <w:tcPr>
+            <w:tcW w:w="9854" w:type="dxa"/>
+            <w:shd w:val="clear" w:color="auto" w:fill="D9D9D9" w:themeFill="background1" w:themeFillShade="D9"/>
+          </w:tcPr>
+          <w:p>
+            <w:pPr>
+              <w:rPr>
+                <w:rFonts w:ascii="Arial" w:hAnsi="Arial" w:cs="Arial"/>
+              </w:rPr>
+            </w:pPr>
+            <w:r>
+              <w:rPr>
+                <w:rFonts w:ascii="Arial" w:hAnsi="Arial" w:cs="Arial"/>
+              </w:rPr>
+              <w:t>Problemi riscontrati e soluzioni adottate</w:t>
+            </w:r>
+          </w:p>
+        </w:tc>
+      </w:tr>
+      <w:tr>
+        <w:tc>
+          <w:tcPr>
+            <w:tcW w:w="9854" w:type="dxa"/>
+          </w:tcPr>
+          <w:p>
+            <w:pPr>
+              <w:rPr>
+                <w:rFonts w:ascii="Arial" w:hAnsi="Arial" w:cs="Arial"/>
+              </w:rPr>
+            </w:pPr>
+          </w:p>
+        </w:tc>
+      </w:tr>
+    </w:tbl>
+    <w:p>
+      <w:pPr>
+        <w:rPr>
+          <w:rFonts w:ascii="Arial" w:hAnsi="Arial" w:cs="Arial"/>
+        </w:rPr>
+      </w:pPr>
+      <w:r>
+        <w:rPr>
+          <w:rFonts w:ascii="Arial" w:hAnsi="Arial" w:cs="Arial"/>
+        </w:rPr>
+        <w:t xml:space="preserve"> </w:t>
+      </w:r>
+    </w:p>
+    <w:tbl>
+      <w:tblPr>
+        <w:tblStyle w:val="Grigliatabella"/>
+        <w:tblW w:w="0" w:type="auto"/>
+        <w:tblLook w:val="04A0" w:firstRow="1" w:lastRow="0" w:firstColumn="1" w:lastColumn="0" w:noHBand="0" w:noVBand="1"/>
+      </w:tblPr>
+      <w:tblGrid>
+        <w:gridCol w:w="9628"/>
+      </w:tblGrid>
+      <w:tr>
+        <w:tc>
+          <w:tcPr>
+            <w:tcW w:w="9854" w:type="dxa"/>
+            <w:shd w:val="clear" w:color="auto" w:fill="D9D9D9" w:themeFill="background1" w:themeFillShade="D9"/>
+          </w:tcPr>
+          <w:p>
+            <w:pPr>
+              <w:rPr>
+                <w:rFonts w:ascii="Arial" w:hAnsi="Arial" w:cs="Arial"/>
+              </w:rPr>
+            </w:pPr>
+            <w:r>
+              <w:rPr>
+                <w:rFonts w:ascii="Arial" w:hAnsi="Arial" w:cs="Arial"/>
+              </w:rPr>
+              <w:t>Punto della situazione rispetto alla pianificazione</w:t>
+            </w:r>
+          </w:p>
+        </w:tc>
+      </w:tr>
+      <w:tr>
+        <w:tc>
+          <w:tcPr>
+            <w:tcW w:w="9854" w:type="dxa"/>
+          </w:tcPr>
+          <w:p>
+            <w:pPr>
+              <w:rPr>
+                <w:rFonts w:ascii="Arial" w:hAnsi="Arial" w:cs="Arial"/>
+              </w:rPr>
+            </w:pPr>
+          </w:p>
+        </w:tc>
+      </w:tr>
+    </w:tbl>
+    <w:p>
+      <w:pPr>
+        <w:rPr>
+          <w:rFonts w:ascii="Arial" w:hAnsi="Arial" w:cs="Arial"/>
+        </w:rPr>
+      </w:pPr>
+    </w:p>
+    <w:tbl>
+      <w:tblPr>
+        <w:tblStyle w:val="Grigliatabella"/>
+        <w:tblW w:w="0" w:type="auto"/>
+        <w:tblLook w:val="04A0" w:firstRow="1" w:lastRow="0" w:firstColumn="1" w:lastColumn="0" w:noHBand="0" w:noVBand="1"/>
+      </w:tblPr>
+      <w:tblGrid>
+        <w:gridCol w:w="9628"/>
+      </w:tblGrid>
+      <w:tr>
+        <w:tc>
+          <w:tcPr>
+            <w:tcW w:w="9854" w:type="dxa"/>
+            <w:shd w:val="clear" w:color="auto" w:fill="D9D9D9" w:themeFill="background1" w:themeFillShade="D9"/>
+          </w:tcPr>
+          <w:p>
+            <w:pPr>
+              <w:rPr>
+                <w:rFonts w:ascii="Arial" w:hAnsi="Arial" w:cs="Arial"/>
+              </w:rPr>
+            </w:pPr>
+            <w:r>
+              <w:rPr>
+                <w:rFonts w:ascii="Arial" w:hAnsi="Arial" w:cs="Arial"/>
+              </w:rPr>
+              <w:t>Programma di massima per la prossima giornata di lavoro</w:t>
+            </w:r>
+          </w:p>
+        </w:tc>
+      </w:tr>
+      <w:tr>
+        <w:tc>
+          <w:tcPr>
+            <w:tcW w:w="9854" w:type="dxa"/>
+          </w:tcPr>
+          <w:p>
+            <w:pPr>
+              <w:rPr>
+                <w:rFonts w:ascii="Arial" w:hAnsi="Arial" w:cs="Arial"/>
+              </w:rPr>
+            </w:pPr>
+          </w:p>
+        </w:tc>
+      </w:tr>
+    </w:tbl>
+    <w:p>
+      <w:pPr>
+        <w:rPr>
+          <w:rFonts w:ascii="Arial" w:hAnsi="Arial" w:cs="Arial"/>
+        </w:rPr>
+      </w:pPr>
+    </w:p>
+    <w:p>
+      <w:pPr>
+        <w:rPr>
+          <w:rFonts w:ascii="Arial" w:hAnsi="Arial" w:cs="Arial"/>
+        </w:rPr>
+      </w:pPr>
+      <w:r>
+        <w:rPr>
+          <w:rFonts w:ascii="Arial" w:hAnsi="Arial" w:cs="Arial"/>
+        </w:rPr>
+        <w:br w:type="page"/>
+      </w:r>
+    </w:p>
+    <w:p>
+      <w:pPr>
+        <w:pStyle w:val="Titolo2"/>
+        <w:pBdr>
+          <w:bottom w:val="single" w:sz="4" w:space="1" w:color="auto"/>
+        </w:pBdr>
+      </w:pPr>
+      <w:r>
+        <w:lastRenderedPageBreak/>
+        <w:t>Utilizzo Intelligenza Artificiale</w:t>
+      </w:r>
+      <w:r>
+        <w:t xml:space="preserve"> nella giornata</w:t>
+      </w:r>
+    </w:p>
+    <w:p>
+      <w:pPr>
+        <w:pStyle w:val="Nessunaspaziatura"/>
+        <w:rPr>
+          <w:rFonts w:ascii="Arial" w:hAnsi="Arial" w:cs="Arial"/>
+          <w:b/>
+          <w:bCs/>
+        </w:rPr>
+      </w:pPr>
+    </w:p>
+    <w:p>
+      <w:pPr>
+        <w:pStyle w:val="Nessunaspaziatura"/>
+        <w:rPr>
+          <w:rFonts w:ascii="Arial" w:hAnsi="Arial" w:cs="Arial"/>
+        </w:rPr>
+      </w:pPr>
+      <w:sdt>
+        <w:sdtPr>
+          <w:rPr>
+            <w:rFonts w:ascii="Segoe UI Symbol" w:hAnsi="Segoe UI Symbol" w:cs="Segoe UI Symbol"/>
+          </w:rPr>
+          <w:id w:val="929009618"/>
+          <w14:checkbox>
+            <w14:checked w14:val="1"/>
+            <w14:checkedState w14:val="2612" w14:font="MS Gothic"/>
+            <w14:uncheckedState w14:val="2610" w14:font="MS Gothic"/>
+          </w14:checkbox>
+        </w:sdtPr>
+        <w:sdtContent>
+          <w:r>
+            <w:rPr>
+              <w:rFonts w:ascii="MS Gothic" w:eastAsia="MS Gothic" w:hAnsi="MS Gothic" w:cs="Segoe UI Symbol" w:hint="eastAsia"/>
+            </w:rPr>
+            <w:t>☒</w:t>
+          </w:r>
+        </w:sdtContent>
+      </w:sdt>
+      <w:r>
+        <w:rPr>
+          <w:rFonts w:ascii="Arial" w:hAnsi="Arial" w:cs="Arial"/>
+        </w:rPr>
+        <w:t xml:space="preserve"> Nessuno</w:t>
+      </w:r>
+      <w:r>
+        <w:br/>
+      </w:r>
+      <w:sdt>
+        <w:sdtPr>
+          <w:rPr>
+            <w:rFonts w:ascii="Segoe UI Symbol" w:hAnsi="Segoe UI Symbol" w:cs="Segoe UI Symbol"/>
+          </w:rPr>
+          <w:id w:val="-842403309"/>
+          <w14:checkbox>
+            <w14:checked w14:val="0"/>
+            <w14:checkedState w14:val="2612" w14:font="MS Gothic"/>
+            <w14:uncheckedState w14:val="2610" w14:font="MS Gothic"/>
+          </w14:checkbox>
+        </w:sdtPr>
+        <w:sdtContent>
+          <w:r>
+            <w:rPr>
+              <w:rFonts w:ascii="MS Gothic" w:eastAsia="MS Gothic" w:hAnsi="MS Gothic" w:cs="Segoe UI Symbol" w:hint="eastAsia"/>
+            </w:rPr>
+            <w:t>☐</w:t>
+          </w:r>
+        </w:sdtContent>
+      </w:sdt>
+      <w:r>
+        <w:rPr>
+          <w:rFonts w:ascii="Arial" w:hAnsi="Arial" w:cs="Arial"/>
+        </w:rPr>
+        <w:t xml:space="preserve"> Occasionale</w:t>
+      </w:r>
+      <w:r>
+        <w:br/>
+      </w:r>
+      <w:sdt>
+        <w:sdtPr>
+          <w:rPr>
+            <w:rFonts w:ascii="Segoe UI Symbol" w:hAnsi="Segoe UI Symbol" w:cs="Segoe UI Symbol"/>
+          </w:rPr>
+          <w:id w:val="636459569"/>
+          <w14:checkbox>
+            <w14:checked w14:val="0"/>
+            <w14:checkedState w14:val="2612" w14:font="MS Gothic"/>
+            <w14:uncheckedState w14:val="2610" w14:font="MS Gothic"/>
+          </w14:checkbox>
+        </w:sdtPr>
+        <w:sdtContent>
+          <w:r>
+            <w:rPr>
+              <w:rFonts w:ascii="MS Gothic" w:eastAsia="MS Gothic" w:hAnsi="MS Gothic" w:cs="Segoe UI Symbol" w:hint="eastAsia"/>
+            </w:rPr>
+            <w:t>☐</w:t>
+          </w:r>
+        </w:sdtContent>
+      </w:sdt>
+      <w:r>
+        <w:rPr>
+          <w:rFonts w:ascii="Arial" w:hAnsi="Arial" w:cs="Arial"/>
+        </w:rPr>
+        <w:t xml:space="preserve"> Frequente</w:t>
+      </w:r>
+    </w:p>
+    <w:p>
+      <w:pPr>
+        <w:pStyle w:val="Nessunaspaziatura"/>
+        <w:rPr>
+          <w:rFonts w:ascii="Arial" w:hAnsi="Arial" w:cs="Arial"/>
+        </w:rPr>
+      </w:pPr>
+    </w:p>
+    <w:p>
+      <w:pPr>
+        <w:rPr>
+          <w:rFonts w:ascii="Arial" w:hAnsi="Arial" w:cs="Arial"/>
+        </w:rPr>
+      </w:pPr>
     </w:p>
     <w:sectPr>
       <w:headerReference w:type="default" r:id="rId8"/>
@@ -6639,14 +6715,12 @@
           </w:rPr>
           <w:t xml:space="preserve"> </w:t>
         </w:r>
-        <w:proofErr w:type="spellStart"/>
         <w:r>
           <w:rPr>
             <w:rFonts w:ascii="Arial" w:hAnsi="Arial" w:cs="Arial"/>
           </w:rPr>
           <w:t>MyAgenda</w:t>
         </w:r>
-        <w:proofErr w:type="spellEnd"/>
       </w:sdtContent>
     </w:sdt>
     <w:r>
@@ -14845,6 +14919,7 @@
     <w:rsid w:val="000A289F"/>
     <w:rsid w:val="000E2F84"/>
     <w:rsid w:val="000F366B"/>
+    <w:rsid w:val="00104CCC"/>
     <w:rsid w:val="00121F47"/>
     <w:rsid w:val="001259AE"/>
     <w:rsid w:val="00130444"/>
@@ -14876,6 +14951,7 @@
     <w:rsid w:val="00317FB9"/>
     <w:rsid w:val="00356399"/>
     <w:rsid w:val="00370324"/>
+    <w:rsid w:val="0038415E"/>
     <w:rsid w:val="00386086"/>
     <w:rsid w:val="00395D8A"/>
     <w:rsid w:val="003B1392"/>
@@ -15004,6 +15080,7 @@
     <w:rsid w:val="00D24662"/>
     <w:rsid w:val="00D40E8D"/>
     <w:rsid w:val="00D457C2"/>
+    <w:rsid w:val="00D51D97"/>
     <w:rsid w:val="00D7013D"/>
     <w:rsid w:val="00D71B82"/>
     <w:rsid w:val="00D73BFE"/>
@@ -15493,7 +15570,7 @@
     <w:basedOn w:val="Carpredefinitoparagrafo"/>
     <w:uiPriority w:val="99"/>
     <w:semiHidden/>
-    <w:rsid w:val="006B5784"/>
+    <w:rsid w:val="00D51D97"/>
     <w:rPr>
       <w:color w:val="666666"/>
     </w:rPr>
@@ -15532,6 +15609,10 @@
   <w:style w:type="paragraph" w:customStyle="1" w:styleId="E58E1C0139054A5CB258E3FBD4528F9E">
     <w:name w:val="E58E1C0139054A5CB258E3FBD4528F9E"/>
     <w:rsid w:val="006B5784"/>
+  </w:style>
+  <w:style w:type="paragraph" w:customStyle="1" w:styleId="D417D4BC453B464795232E2819F7780C">
+    <w:name w:val="D417D4BC453B464795232E2819F7780C"/>
+    <w:rsid w:val="00D51D97"/>
   </w:style>
 </w:styles>
 </file>
